--- a/SE216-Software_MeasurementFinal.docx
+++ b/SE216-Software_MeasurementFinal.docx
@@ -197,7 +197,7 @@
               <w:spacing w:before="100" w:beforeAutospacing="1"/>
               <w:rPr>
                 <w:rFonts w:asciiTheme="minorHAnsi" w:hAnsiTheme="minorHAnsi" w:cstheme="minorHAnsi"/>
-                <w:color w:val="9BBB59"/>
+                <w:color w:val="000000" w:themeColor="text1"/>
                 <w:sz w:val="28"/>
                 <w:szCs w:val="28"/>
                 <w:lang w:val="en-US"/>
@@ -215,7 +215,7 @@
             <w:r>
               <w:rPr>
                 <w:rFonts w:asciiTheme="minorHAnsi" w:hAnsiTheme="minorHAnsi" w:cstheme="minorHAnsi"/>
-                <w:color w:val="9BBB59"/>
+                <w:color w:val="000000" w:themeColor="text1"/>
                 <w:sz w:val="28"/>
                 <w:szCs w:val="28"/>
                 <w:lang w:val="en-US"/>
@@ -226,7 +226,7 @@
             <w:r>
               <w:rPr>
                 <w:rFonts w:asciiTheme="minorHAnsi" w:hAnsiTheme="minorHAnsi" w:cstheme="minorHAnsi"/>
-                <w:color w:val="9BBB59"/>
+                <w:color w:val="000000" w:themeColor="text1"/>
                 <w:sz w:val="28"/>
                 <w:szCs w:val="28"/>
                 <w:lang w:val="en-US"/>
@@ -237,7 +237,7 @@
             <w:r>
               <w:rPr>
                 <w:rFonts w:asciiTheme="minorHAnsi" w:hAnsiTheme="minorHAnsi" w:cstheme="minorHAnsi"/>
-                <w:color w:val="9BBB59"/>
+                <w:color w:val="000000" w:themeColor="text1"/>
                 <w:sz w:val="28"/>
                 <w:szCs w:val="28"/>
                 <w:lang w:val="en-US"/>
@@ -250,16 +250,16 @@
               <w:spacing w:before="100" w:beforeAutospacing="1"/>
               <w:rPr>
                 <w:rFonts w:asciiTheme="minorHAnsi" w:hAnsiTheme="minorHAnsi" w:cstheme="minorHAnsi"/>
-                <w:color w:val="9BBB59"/>
-                <w:sz w:val="28"/>
-                <w:szCs w:val="28"/>
-                <w:lang w:val="en-US"/>
-              </w:rPr>
-            </w:pPr>
-            <w:r>
-              <w:rPr>
-                <w:rFonts w:asciiTheme="minorHAnsi" w:hAnsiTheme="minorHAnsi" w:cstheme="minorHAnsi"/>
-                <w:color w:val="9BBB59"/>
+                <w:color w:val="000000" w:themeColor="text1"/>
+                <w:sz w:val="28"/>
+                <w:szCs w:val="28"/>
+                <w:lang w:val="en-US"/>
+              </w:rPr>
+            </w:pPr>
+            <w:r>
+              <w:rPr>
+                <w:rFonts w:asciiTheme="minorHAnsi" w:hAnsiTheme="minorHAnsi" w:cstheme="minorHAnsi"/>
+                <w:color w:val="000000" w:themeColor="text1"/>
                 <w:sz w:val="28"/>
                 <w:szCs w:val="28"/>
                 <w:lang w:val="en-US"/>
@@ -270,7 +270,7 @@
             <w:r>
               <w:rPr>
                 <w:rFonts w:asciiTheme="minorHAnsi" w:hAnsiTheme="minorHAnsi" w:cstheme="minorHAnsi"/>
-                <w:color w:val="9BBB59"/>
+                <w:color w:val="000000" w:themeColor="text1"/>
                 <w:sz w:val="28"/>
                 <w:szCs w:val="28"/>
                 <w:lang w:val="en-US"/>
@@ -281,7 +281,7 @@
             <w:r>
               <w:rPr>
                 <w:rFonts w:asciiTheme="minorHAnsi" w:hAnsiTheme="minorHAnsi" w:cstheme="minorHAnsi"/>
-                <w:color w:val="9BBB59"/>
+                <w:color w:val="000000" w:themeColor="text1"/>
                 <w:sz w:val="28"/>
                 <w:szCs w:val="28"/>
                 <w:lang w:val="en-US"/>
@@ -294,16 +294,16 @@
               <w:spacing w:before="100" w:beforeAutospacing="1"/>
               <w:rPr>
                 <w:rFonts w:asciiTheme="minorHAnsi" w:hAnsiTheme="minorHAnsi" w:cstheme="minorHAnsi"/>
-                <w:color w:val="9BBB59"/>
-                <w:sz w:val="28"/>
-                <w:szCs w:val="28"/>
-                <w:lang w:val="en-US"/>
-              </w:rPr>
-            </w:pPr>
-            <w:r>
-              <w:rPr>
-                <w:rFonts w:asciiTheme="minorHAnsi" w:hAnsiTheme="minorHAnsi" w:cstheme="minorHAnsi"/>
-                <w:color w:val="9BBB59"/>
+                <w:color w:val="000000" w:themeColor="text1"/>
+                <w:sz w:val="28"/>
+                <w:szCs w:val="28"/>
+                <w:lang w:val="en-US"/>
+              </w:rPr>
+            </w:pPr>
+            <w:r>
+              <w:rPr>
+                <w:rFonts w:asciiTheme="minorHAnsi" w:hAnsiTheme="minorHAnsi" w:cstheme="minorHAnsi"/>
+                <w:color w:val="000000" w:themeColor="text1"/>
                 <w:sz w:val="28"/>
                 <w:szCs w:val="28"/>
                 <w:lang w:val="en-US"/>
@@ -314,7 +314,7 @@
             <w:r>
               <w:rPr>
                 <w:rFonts w:asciiTheme="minorHAnsi" w:hAnsiTheme="minorHAnsi" w:cstheme="minorHAnsi"/>
-                <w:color w:val="9BBB59"/>
+                <w:color w:val="000000" w:themeColor="text1"/>
                 <w:sz w:val="28"/>
                 <w:szCs w:val="28"/>
                 <w:lang w:val="en-US"/>
@@ -325,7 +325,7 @@
             <w:r>
               <w:rPr>
                 <w:rFonts w:asciiTheme="minorHAnsi" w:hAnsiTheme="minorHAnsi" w:cstheme="minorHAnsi"/>
-                <w:color w:val="9BBB59"/>
+                <w:color w:val="000000" w:themeColor="text1"/>
                 <w:sz w:val="28"/>
                 <w:szCs w:val="28"/>
                 <w:lang w:val="en-US"/>
@@ -339,16 +339,16 @@
               <w:rPr>
                 <w:rFonts w:asciiTheme="minorHAnsi" w:hAnsiTheme="minorHAnsi" w:cstheme="minorHAnsi"/>
                 <w:b w:val="0"/>
-                <w:color w:val="9BBB59"/>
-                <w:sz w:val="28"/>
-                <w:szCs w:val="28"/>
-                <w:lang w:val="en-US"/>
-              </w:rPr>
-            </w:pPr>
-            <w:r>
-              <w:rPr>
-                <w:rFonts w:asciiTheme="minorHAnsi" w:hAnsiTheme="minorHAnsi" w:cstheme="minorHAnsi"/>
-                <w:color w:val="9BBB59"/>
+                <w:color w:val="000000" w:themeColor="text1"/>
+                <w:sz w:val="28"/>
+                <w:szCs w:val="28"/>
+                <w:lang w:val="en-US"/>
+              </w:rPr>
+            </w:pPr>
+            <w:r>
+              <w:rPr>
+                <w:rFonts w:asciiTheme="minorHAnsi" w:hAnsiTheme="minorHAnsi" w:cstheme="minorHAnsi"/>
+                <w:color w:val="000000" w:themeColor="text1"/>
                 <w:sz w:val="28"/>
                 <w:szCs w:val="28"/>
                 <w:lang w:val="en-US"/>
@@ -359,7 +359,7 @@
             <w:r>
               <w:rPr>
                 <w:rFonts w:asciiTheme="minorHAnsi" w:hAnsiTheme="minorHAnsi" w:cstheme="minorHAnsi"/>
-                <w:color w:val="9BBB59"/>
+                <w:color w:val="000000" w:themeColor="text1"/>
                 <w:sz w:val="28"/>
                 <w:szCs w:val="28"/>
                 <w:lang w:val="en-US"/>
@@ -370,7 +370,7 @@
             <w:r>
               <w:rPr>
                 <w:rFonts w:asciiTheme="minorHAnsi" w:hAnsiTheme="minorHAnsi" w:cstheme="minorHAnsi"/>
-                <w:color w:val="9BBB59"/>
+                <w:color w:val="000000" w:themeColor="text1"/>
                 <w:sz w:val="28"/>
                 <w:szCs w:val="28"/>
                 <w:lang w:val="en-US"/>
@@ -433,7 +433,7 @@
               <w:spacing w:before="100" w:beforeAutospacing="1"/>
               <w:rPr>
                 <w:rFonts w:asciiTheme="minorHAnsi" w:hAnsiTheme="minorHAnsi" w:cstheme="minorHAnsi"/>
-                <w:color w:val="9BBB59"/>
+                <w:color w:val="000000" w:themeColor="text1"/>
                 <w:sz w:val="28"/>
                 <w:szCs w:val="28"/>
                 <w:lang w:val="en-US"/>
@@ -443,7 +443,7 @@
               <w:rPr>
                 <w:rFonts w:asciiTheme="minorHAnsi" w:hAnsiTheme="minorHAnsi" w:cstheme="minorHAnsi"/>
                 <w:bCs/>
-                <w:color w:val="9BBB59"/>
+                <w:color w:val="000000" w:themeColor="text1"/>
                 <w:sz w:val="28"/>
                 <w:szCs w:val="28"/>
                 <w:lang w:val="en-US"/>
@@ -460,7 +460,7 @@
               <w:spacing w:before="100" w:beforeAutospacing="1"/>
               <w:rPr>
                 <w:rFonts w:asciiTheme="minorHAnsi" w:hAnsiTheme="minorHAnsi" w:cstheme="minorHAnsi"/>
-                <w:color w:val="9BBB59"/>
+                <w:color w:val="000000" w:themeColor="text1"/>
                 <w:sz w:val="28"/>
                 <w:szCs w:val="28"/>
                 <w:lang w:val="en-US"/>
@@ -470,7 +470,7 @@
               <w:rPr>
                 <w:rFonts w:asciiTheme="minorHAnsi" w:hAnsiTheme="minorHAnsi" w:cstheme="minorHAnsi"/>
                 <w:bCs/>
-                <w:color w:val="9BBB59"/>
+                <w:color w:val="000000" w:themeColor="text1"/>
                 <w:sz w:val="28"/>
                 <w:szCs w:val="28"/>
                 <w:lang w:val="en-US"/>
@@ -480,22 +480,12 @@
             <w:r>
               <w:rPr>
                 <w:rFonts w:asciiTheme="minorHAnsi" w:hAnsiTheme="minorHAnsi" w:cstheme="minorHAnsi"/>
-                <w:color w:val="9BBB59"/>
-                <w:sz w:val="28"/>
-                <w:szCs w:val="28"/>
-                <w:lang w:val="en-US"/>
-              </w:rPr>
-              <w:t xml:space="preserve"> This measurement tracks the total amount of food (in portions or kg) saved from wasting to evaluate system efficiency.</w:t>
-            </w:r>
-            <w:r>
-              <w:rPr>
-                <w:rFonts w:asciiTheme="minorHAnsi" w:hAnsiTheme="minorHAnsi" w:cstheme="minorHAnsi"/>
-                <w:color w:val="9BBB59"/>
-                <w:sz w:val="28"/>
-                <w:szCs w:val="28"/>
-                <w:lang w:val="en-US"/>
-              </w:rPr>
-              <w:t xml:space="preserve"> </w:t>
+                <w:color w:val="000000" w:themeColor="text1"/>
+                <w:sz w:val="28"/>
+                <w:szCs w:val="28"/>
+                <w:lang w:val="en-US"/>
+              </w:rPr>
+              <w:t xml:space="preserve"> This measurement tracks the total amount of food (in portions or kg) saved from wasting to evaluate system efficiency. </w:t>
             </w:r>
           </w:p>
           <w:p>
@@ -507,7 +497,7 @@
               <w:spacing w:before="100" w:beforeAutospacing="1"/>
               <w:rPr>
                 <w:rFonts w:asciiTheme="minorHAnsi" w:hAnsiTheme="minorHAnsi" w:cstheme="minorHAnsi"/>
-                <w:color w:val="9BBB59"/>
+                <w:color w:val="000000" w:themeColor="text1"/>
                 <w:sz w:val="28"/>
                 <w:szCs w:val="28"/>
                 <w:lang w:val="en-US"/>
@@ -517,7 +507,7 @@
               <w:rPr>
                 <w:rFonts w:asciiTheme="minorHAnsi" w:hAnsiTheme="minorHAnsi" w:cstheme="minorHAnsi"/>
                 <w:bCs/>
-                <w:color w:val="9BBB59"/>
+                <w:color w:val="000000" w:themeColor="text1"/>
                 <w:sz w:val="28"/>
                 <w:szCs w:val="28"/>
                 <w:lang w:val="en-US"/>
@@ -527,7 +517,7 @@
             <w:r>
               <w:rPr>
                 <w:rFonts w:asciiTheme="minorHAnsi" w:hAnsiTheme="minorHAnsi" w:cstheme="minorHAnsi"/>
-                <w:color w:val="9BBB59"/>
+                <w:color w:val="000000" w:themeColor="text1"/>
                 <w:sz w:val="28"/>
                 <w:szCs w:val="28"/>
                 <w:lang w:val="en-US"/>
@@ -540,7 +530,7 @@
               <w:spacing w:before="100" w:beforeAutospacing="1"/>
               <w:rPr>
                 <w:rFonts w:asciiTheme="minorHAnsi" w:hAnsiTheme="minorHAnsi" w:cstheme="minorHAnsi"/>
-                <w:color w:val="9BBB59"/>
+                <w:color w:val="000000" w:themeColor="text1"/>
                 <w:sz w:val="28"/>
                 <w:szCs w:val="28"/>
                 <w:lang w:val="en-US"/>
@@ -550,7 +540,7 @@
               <w:rPr>
                 <w:rFonts w:asciiTheme="minorHAnsi" w:hAnsiTheme="minorHAnsi" w:cstheme="minorHAnsi"/>
                 <w:bCs/>
-                <w:color w:val="9BBB59"/>
+                <w:color w:val="000000" w:themeColor="text1"/>
                 <w:sz w:val="28"/>
                 <w:szCs w:val="28"/>
                 <w:lang w:val="en-US"/>
@@ -567,7 +557,7 @@
               <w:spacing w:before="100" w:beforeAutospacing="1"/>
               <w:rPr>
                 <w:rFonts w:asciiTheme="minorHAnsi" w:hAnsiTheme="minorHAnsi" w:cstheme="minorHAnsi"/>
-                <w:color w:val="9BBB59"/>
+                <w:color w:val="000000" w:themeColor="text1"/>
                 <w:sz w:val="28"/>
                 <w:szCs w:val="28"/>
                 <w:lang w:val="en-US"/>
@@ -577,7 +567,7 @@
               <w:rPr>
                 <w:rFonts w:asciiTheme="minorHAnsi" w:hAnsiTheme="minorHAnsi" w:cstheme="minorHAnsi"/>
                 <w:bCs/>
-                <w:color w:val="9BBB59"/>
+                <w:color w:val="000000" w:themeColor="text1"/>
                 <w:sz w:val="28"/>
                 <w:szCs w:val="28"/>
                 <w:lang w:val="en-US"/>
@@ -587,22 +577,12 @@
             <w:r>
               <w:rPr>
                 <w:rFonts w:asciiTheme="minorHAnsi" w:hAnsiTheme="minorHAnsi" w:cstheme="minorHAnsi"/>
-                <w:color w:val="9BBB59"/>
-                <w:sz w:val="28"/>
-                <w:szCs w:val="28"/>
-                <w:lang w:val="en-US"/>
-              </w:rPr>
-              <w:t xml:space="preserve"> This metric assesses user engagement by tracking the percentage of registered restaurants that regularly post food listings.</w:t>
-            </w:r>
-            <w:r>
-              <w:rPr>
-                <w:rFonts w:asciiTheme="minorHAnsi" w:hAnsiTheme="minorHAnsi" w:cstheme="minorHAnsi"/>
-                <w:color w:val="9BBB59"/>
-                <w:sz w:val="28"/>
-                <w:szCs w:val="28"/>
-                <w:lang w:val="en-US"/>
-              </w:rPr>
-              <w:t xml:space="preserve"> </w:t>
+                <w:color w:val="000000" w:themeColor="text1"/>
+                <w:sz w:val="28"/>
+                <w:szCs w:val="28"/>
+                <w:lang w:val="en-US"/>
+              </w:rPr>
+              <w:t xml:space="preserve"> This metric assesses user engagement by tracking the percentage of registered restaurants that regularly post food listings. </w:t>
             </w:r>
           </w:p>
           <w:p>
@@ -614,7 +594,7 @@
               <w:spacing w:before="100" w:beforeAutospacing="1"/>
               <w:rPr>
                 <w:rFonts w:asciiTheme="minorHAnsi" w:hAnsiTheme="minorHAnsi" w:cstheme="minorHAnsi"/>
-                <w:color w:val="9BBB59"/>
+                <w:color w:val="000000" w:themeColor="text1"/>
                 <w:sz w:val="28"/>
                 <w:szCs w:val="28"/>
                 <w:lang w:val="en-US"/>
@@ -624,7 +604,7 @@
               <w:rPr>
                 <w:rFonts w:asciiTheme="minorHAnsi" w:hAnsiTheme="minorHAnsi" w:cstheme="minorHAnsi"/>
                 <w:bCs/>
-                <w:color w:val="9BBB59"/>
+                <w:color w:val="000000" w:themeColor="text1"/>
                 <w:sz w:val="28"/>
                 <w:szCs w:val="28"/>
                 <w:lang w:val="en-US"/>
@@ -634,7 +614,7 @@
             <w:r>
               <w:rPr>
                 <w:rFonts w:asciiTheme="minorHAnsi" w:hAnsiTheme="minorHAnsi" w:cstheme="minorHAnsi"/>
-                <w:color w:val="9BBB59"/>
+                <w:color w:val="000000" w:themeColor="text1"/>
                 <w:sz w:val="28"/>
                 <w:szCs w:val="28"/>
                 <w:lang w:val="en-US"/>
@@ -647,7 +627,7 @@
               <w:spacing w:before="100" w:beforeAutospacing="1"/>
               <w:rPr>
                 <w:rFonts w:asciiTheme="minorHAnsi" w:hAnsiTheme="minorHAnsi" w:cstheme="minorHAnsi"/>
-                <w:color w:val="9BBB59"/>
+                <w:color w:val="000000" w:themeColor="text1"/>
                 <w:sz w:val="28"/>
                 <w:szCs w:val="28"/>
                 <w:lang w:val="en-US"/>
@@ -657,7 +637,7 @@
               <w:rPr>
                 <w:rFonts w:asciiTheme="minorHAnsi" w:hAnsiTheme="minorHAnsi" w:cstheme="minorHAnsi"/>
                 <w:bCs/>
-                <w:color w:val="9BBB59"/>
+                <w:color w:val="000000" w:themeColor="text1"/>
                 <w:sz w:val="28"/>
                 <w:szCs w:val="28"/>
                 <w:lang w:val="en-US"/>
@@ -674,7 +654,7 @@
               <w:spacing w:before="100" w:beforeAutospacing="1"/>
               <w:rPr>
                 <w:rFonts w:asciiTheme="minorHAnsi" w:hAnsiTheme="minorHAnsi" w:cstheme="minorHAnsi"/>
-                <w:color w:val="9BBB59"/>
+                <w:color w:val="000000" w:themeColor="text1"/>
                 <w:sz w:val="28"/>
                 <w:szCs w:val="28"/>
                 <w:lang w:val="en-US"/>
@@ -684,7 +664,7 @@
               <w:rPr>
                 <w:rFonts w:asciiTheme="minorHAnsi" w:hAnsiTheme="minorHAnsi" w:cstheme="minorHAnsi"/>
                 <w:bCs/>
-                <w:color w:val="9BBB59"/>
+                <w:color w:val="000000" w:themeColor="text1"/>
                 <w:sz w:val="28"/>
                 <w:szCs w:val="28"/>
                 <w:lang w:val="en-US"/>
@@ -694,22 +674,12 @@
             <w:r>
               <w:rPr>
                 <w:rFonts w:asciiTheme="minorHAnsi" w:hAnsiTheme="minorHAnsi" w:cstheme="minorHAnsi"/>
-                <w:color w:val="9BBB59"/>
-                <w:sz w:val="28"/>
-                <w:szCs w:val="28"/>
-                <w:lang w:val="en-US"/>
-              </w:rPr>
-              <w:t xml:space="preserve"> This measurement monitors the average time elapsed between a citizen making a reservation and successfully collecting the food.</w:t>
-            </w:r>
-            <w:r>
-              <w:rPr>
-                <w:rFonts w:asciiTheme="minorHAnsi" w:hAnsiTheme="minorHAnsi" w:cstheme="minorHAnsi"/>
-                <w:color w:val="9BBB59"/>
-                <w:sz w:val="28"/>
-                <w:szCs w:val="28"/>
-                <w:lang w:val="en-US"/>
-              </w:rPr>
-              <w:t xml:space="preserve"> </w:t>
+                <w:color w:val="000000" w:themeColor="text1"/>
+                <w:sz w:val="28"/>
+                <w:szCs w:val="28"/>
+                <w:lang w:val="en-US"/>
+              </w:rPr>
+              <w:t xml:space="preserve"> This measurement monitors the average time elapsed between a citizen making a reservation and successfully collecting the food. </w:t>
             </w:r>
           </w:p>
           <w:p>
@@ -721,7 +691,7 @@
               <w:spacing w:before="100" w:beforeAutospacing="1"/>
               <w:rPr>
                 <w:rFonts w:asciiTheme="minorHAnsi" w:hAnsiTheme="minorHAnsi" w:cstheme="minorHAnsi"/>
-                <w:color w:val="9BBB59"/>
+                <w:color w:val="000000" w:themeColor="text1"/>
                 <w:sz w:val="28"/>
                 <w:szCs w:val="28"/>
                 <w:lang w:val="en-US"/>
@@ -731,7 +701,7 @@
               <w:rPr>
                 <w:rFonts w:asciiTheme="minorHAnsi" w:hAnsiTheme="minorHAnsi" w:cstheme="minorHAnsi"/>
                 <w:bCs/>
-                <w:color w:val="9BBB59"/>
+                <w:color w:val="000000" w:themeColor="text1"/>
                 <w:sz w:val="28"/>
                 <w:szCs w:val="28"/>
                 <w:lang w:val="en-US"/>
@@ -742,7 +712,7 @@
             <w:r>
               <w:rPr>
                 <w:rFonts w:asciiTheme="minorHAnsi" w:hAnsiTheme="minorHAnsi" w:cstheme="minorHAnsi"/>
-                <w:color w:val="9BBB59"/>
+                <w:color w:val="000000" w:themeColor="text1"/>
                 <w:sz w:val="28"/>
                 <w:szCs w:val="28"/>
                 <w:lang w:val="en-US"/>
@@ -755,7 +725,7 @@
               <w:spacing w:before="100" w:beforeAutospacing="1"/>
               <w:rPr>
                 <w:rFonts w:asciiTheme="minorHAnsi" w:hAnsiTheme="minorHAnsi" w:cstheme="minorHAnsi"/>
-                <w:color w:val="9BBB59"/>
+                <w:color w:val="000000" w:themeColor="text1"/>
                 <w:sz w:val="28"/>
                 <w:szCs w:val="28"/>
                 <w:lang w:val="en-US"/>
@@ -765,7 +735,7 @@
               <w:rPr>
                 <w:rFonts w:asciiTheme="minorHAnsi" w:hAnsiTheme="minorHAnsi" w:cstheme="minorHAnsi"/>
                 <w:bCs/>
-                <w:color w:val="9BBB59"/>
+                <w:color w:val="000000" w:themeColor="text1"/>
                 <w:sz w:val="28"/>
                 <w:szCs w:val="28"/>
                 <w:lang w:val="en-US"/>
@@ -782,7 +752,7 @@
               <w:spacing w:before="100" w:beforeAutospacing="1"/>
               <w:rPr>
                 <w:rFonts w:asciiTheme="minorHAnsi" w:hAnsiTheme="minorHAnsi" w:cstheme="minorHAnsi"/>
-                <w:color w:val="9BBB59"/>
+                <w:color w:val="000000" w:themeColor="text1"/>
                 <w:sz w:val="28"/>
                 <w:szCs w:val="28"/>
                 <w:lang w:val="en-US"/>
@@ -792,7 +762,7 @@
               <w:rPr>
                 <w:rFonts w:asciiTheme="minorHAnsi" w:hAnsiTheme="minorHAnsi" w:cstheme="minorHAnsi"/>
                 <w:bCs/>
-                <w:color w:val="9BBB59"/>
+                <w:color w:val="000000" w:themeColor="text1"/>
                 <w:sz w:val="28"/>
                 <w:szCs w:val="28"/>
                 <w:lang w:val="en-US"/>
@@ -802,22 +772,12 @@
             <w:r>
               <w:rPr>
                 <w:rFonts w:asciiTheme="minorHAnsi" w:hAnsiTheme="minorHAnsi" w:cstheme="minorHAnsi"/>
-                <w:color w:val="9BBB59"/>
-                <w:sz w:val="28"/>
-                <w:szCs w:val="28"/>
-                <w:lang w:val="en-US"/>
-              </w:rPr>
-              <w:t xml:space="preserve"> This measurement evaluates the reliability of the QR code scanning feature during the food handover process.</w:t>
-            </w:r>
-            <w:r>
-              <w:rPr>
-                <w:rFonts w:asciiTheme="minorHAnsi" w:hAnsiTheme="minorHAnsi" w:cstheme="minorHAnsi"/>
-                <w:color w:val="9BBB59"/>
-                <w:sz w:val="28"/>
-                <w:szCs w:val="28"/>
-                <w:lang w:val="en-US"/>
-              </w:rPr>
-              <w:t xml:space="preserve"> </w:t>
+                <w:color w:val="000000" w:themeColor="text1"/>
+                <w:sz w:val="28"/>
+                <w:szCs w:val="28"/>
+                <w:lang w:val="en-US"/>
+              </w:rPr>
+              <w:t xml:space="preserve"> This measurement evaluates the reliability of the QR code scanning feature during the food handover process. </w:t>
             </w:r>
           </w:p>
           <w:p>
@@ -829,7 +789,7 @@
               <w:spacing w:before="100" w:beforeAutospacing="1"/>
               <w:rPr>
                 <w:rFonts w:asciiTheme="minorHAnsi" w:hAnsiTheme="minorHAnsi" w:cstheme="minorHAnsi"/>
-                <w:color w:val="9BBB59"/>
+                <w:color w:val="000000" w:themeColor="text1"/>
                 <w:sz w:val="28"/>
                 <w:szCs w:val="28"/>
                 <w:lang w:val="en-US"/>
@@ -839,7 +799,7 @@
               <w:rPr>
                 <w:rFonts w:asciiTheme="minorHAnsi" w:hAnsiTheme="minorHAnsi" w:cstheme="minorHAnsi"/>
                 <w:bCs/>
-                <w:color w:val="9BBB59"/>
+                <w:color w:val="000000" w:themeColor="text1"/>
                 <w:sz w:val="28"/>
                 <w:szCs w:val="28"/>
                 <w:lang w:val="en-US"/>
@@ -849,7 +809,7 @@
             <w:r>
               <w:rPr>
                 <w:rFonts w:asciiTheme="minorHAnsi" w:hAnsiTheme="minorHAnsi" w:cstheme="minorHAnsi"/>
-                <w:color w:val="9BBB59"/>
+                <w:color w:val="000000" w:themeColor="text1"/>
                 <w:sz w:val="28"/>
                 <w:szCs w:val="28"/>
                 <w:lang w:val="en-US"/>
@@ -862,7 +822,7 @@
               <w:spacing w:before="100" w:beforeAutospacing="1"/>
               <w:rPr>
                 <w:rFonts w:asciiTheme="minorHAnsi" w:hAnsiTheme="minorHAnsi" w:cstheme="minorHAnsi"/>
-                <w:color w:val="9BBB59"/>
+                <w:color w:val="000000" w:themeColor="text1"/>
                 <w:sz w:val="28"/>
                 <w:szCs w:val="28"/>
                 <w:lang w:val="en-US"/>
@@ -872,7 +832,7 @@
               <w:rPr>
                 <w:rFonts w:asciiTheme="minorHAnsi" w:hAnsiTheme="minorHAnsi" w:cstheme="minorHAnsi"/>
                 <w:bCs/>
-                <w:color w:val="9BBB59"/>
+                <w:color w:val="000000" w:themeColor="text1"/>
                 <w:sz w:val="28"/>
                 <w:szCs w:val="28"/>
                 <w:lang w:val="en-US"/>
@@ -889,7 +849,7 @@
               <w:spacing w:before="100" w:beforeAutospacing="1"/>
               <w:rPr>
                 <w:rFonts w:asciiTheme="minorHAnsi" w:hAnsiTheme="minorHAnsi" w:cstheme="minorHAnsi"/>
-                <w:color w:val="9BBB59"/>
+                <w:color w:val="000000" w:themeColor="text1"/>
                 <w:sz w:val="28"/>
                 <w:szCs w:val="28"/>
                 <w:lang w:val="en-US"/>
@@ -899,7 +859,7 @@
               <w:rPr>
                 <w:rFonts w:asciiTheme="minorHAnsi" w:hAnsiTheme="minorHAnsi" w:cstheme="minorHAnsi"/>
                 <w:bCs/>
-                <w:color w:val="9BBB59"/>
+                <w:color w:val="000000" w:themeColor="text1"/>
                 <w:sz w:val="28"/>
                 <w:szCs w:val="28"/>
                 <w:lang w:val="en-US"/>
@@ -909,7 +869,7 @@
             <w:r>
               <w:rPr>
                 <w:rFonts w:asciiTheme="minorHAnsi" w:hAnsiTheme="minorHAnsi" w:cstheme="minorHAnsi"/>
-                <w:color w:val="9BBB59"/>
+                <w:color w:val="000000" w:themeColor="text1"/>
                 <w:sz w:val="28"/>
                 <w:szCs w:val="28"/>
                 <w:lang w:val="en-US"/>
@@ -926,7 +886,7 @@
               <w:spacing w:before="100" w:beforeAutospacing="1"/>
               <w:rPr>
                 <w:rFonts w:asciiTheme="minorHAnsi" w:hAnsiTheme="minorHAnsi" w:cstheme="minorHAnsi"/>
-                <w:color w:val="9BBB59"/>
+                <w:color w:val="000000" w:themeColor="text1"/>
                 <w:sz w:val="28"/>
                 <w:szCs w:val="28"/>
                 <w:lang w:val="en-US"/>
@@ -936,7 +896,7 @@
               <w:rPr>
                 <w:rFonts w:asciiTheme="minorHAnsi" w:hAnsiTheme="minorHAnsi" w:cstheme="minorHAnsi"/>
                 <w:bCs/>
-                <w:color w:val="9BBB59"/>
+                <w:color w:val="000000" w:themeColor="text1"/>
                 <w:sz w:val="28"/>
                 <w:szCs w:val="28"/>
                 <w:lang w:val="en-US"/>
@@ -946,7 +906,7 @@
             <w:r>
               <w:rPr>
                 <w:rFonts w:asciiTheme="minorHAnsi" w:hAnsiTheme="minorHAnsi" w:cstheme="minorHAnsi"/>
-                <w:color w:val="9BBB59"/>
+                <w:color w:val="000000" w:themeColor="text1"/>
                 <w:sz w:val="28"/>
                 <w:szCs w:val="28"/>
                 <w:lang w:val="en-US"/>
@@ -959,7 +919,7 @@
               <w:spacing w:before="100" w:beforeAutospacing="1"/>
               <w:rPr>
                 <w:rFonts w:asciiTheme="minorHAnsi" w:hAnsiTheme="minorHAnsi" w:cstheme="minorHAnsi"/>
-                <w:color w:val="9BBB59"/>
+                <w:color w:val="000000" w:themeColor="text1"/>
                 <w:sz w:val="28"/>
                 <w:szCs w:val="28"/>
                 <w:lang w:val="en-US"/>
@@ -969,7 +929,7 @@
               <w:rPr>
                 <w:rFonts w:asciiTheme="minorHAnsi" w:hAnsiTheme="minorHAnsi" w:cstheme="minorHAnsi"/>
                 <w:bCs/>
-                <w:color w:val="9BBB59"/>
+                <w:color w:val="000000" w:themeColor="text1"/>
                 <w:sz w:val="28"/>
                 <w:szCs w:val="28"/>
                 <w:lang w:val="en-US"/>
@@ -986,7 +946,7 @@
               <w:spacing w:before="100" w:beforeAutospacing="1"/>
               <w:rPr>
                 <w:rFonts w:asciiTheme="minorHAnsi" w:hAnsiTheme="minorHAnsi" w:cstheme="minorHAnsi"/>
-                <w:color w:val="9BBB59"/>
+                <w:color w:val="000000" w:themeColor="text1"/>
                 <w:sz w:val="28"/>
                 <w:szCs w:val="28"/>
                 <w:lang w:val="en-US"/>
@@ -996,7 +956,7 @@
               <w:rPr>
                 <w:rFonts w:asciiTheme="minorHAnsi" w:hAnsiTheme="minorHAnsi" w:cstheme="minorHAnsi"/>
                 <w:bCs/>
-                <w:color w:val="9BBB59"/>
+                <w:color w:val="000000" w:themeColor="text1"/>
                 <w:sz w:val="28"/>
                 <w:szCs w:val="28"/>
                 <w:lang w:val="en-US"/>
@@ -1006,22 +966,12 @@
             <w:r>
               <w:rPr>
                 <w:rFonts w:asciiTheme="minorHAnsi" w:hAnsiTheme="minorHAnsi" w:cstheme="minorHAnsi"/>
-                <w:color w:val="9BBB59"/>
-                <w:sz w:val="28"/>
-                <w:szCs w:val="28"/>
-                <w:lang w:val="en-US"/>
-              </w:rPr>
-              <w:t xml:space="preserve"> This metric measures the average response time of the Google Maps API to ensure external integration does not degrade system performance.</w:t>
-            </w:r>
-            <w:r>
-              <w:rPr>
-                <w:rFonts w:asciiTheme="minorHAnsi" w:hAnsiTheme="minorHAnsi" w:cstheme="minorHAnsi"/>
-                <w:color w:val="9BBB59"/>
-                <w:sz w:val="28"/>
-                <w:szCs w:val="28"/>
-                <w:lang w:val="en-US"/>
-              </w:rPr>
-              <w:t xml:space="preserve"> </w:t>
+                <w:color w:val="000000" w:themeColor="text1"/>
+                <w:sz w:val="28"/>
+                <w:szCs w:val="28"/>
+                <w:lang w:val="en-US"/>
+              </w:rPr>
+              <w:t xml:space="preserve"> This metric measures the average response time of the Google Maps API to ensure external integration does not degrade system performance. </w:t>
             </w:r>
           </w:p>
           <w:p>
@@ -1033,7 +983,7 @@
               <w:spacing w:before="100" w:beforeAutospacing="1"/>
               <w:rPr>
                 <w:rFonts w:asciiTheme="minorHAnsi" w:hAnsiTheme="minorHAnsi" w:cstheme="minorHAnsi"/>
-                <w:color w:val="9BBB59"/>
+                <w:color w:val="000000" w:themeColor="text1"/>
                 <w:sz w:val="28"/>
                 <w:szCs w:val="28"/>
                 <w:lang w:val="en-US"/>
@@ -1043,7 +993,7 @@
               <w:rPr>
                 <w:rFonts w:asciiTheme="minorHAnsi" w:hAnsiTheme="minorHAnsi" w:cstheme="minorHAnsi"/>
                 <w:bCs/>
-                <w:color w:val="9BBB59"/>
+                <w:color w:val="000000" w:themeColor="text1"/>
                 <w:sz w:val="28"/>
                 <w:szCs w:val="28"/>
                 <w:lang w:val="en-US"/>
@@ -1053,7 +1003,7 @@
             <w:r>
               <w:rPr>
                 <w:rFonts w:asciiTheme="minorHAnsi" w:hAnsiTheme="minorHAnsi" w:cstheme="minorHAnsi"/>
-                <w:color w:val="9BBB59"/>
+                <w:color w:val="000000" w:themeColor="text1"/>
                 <w:sz w:val="28"/>
                 <w:szCs w:val="28"/>
                 <w:lang w:val="en-US"/>
@@ -1066,7 +1016,7 @@
               <w:spacing w:before="100" w:beforeAutospacing="1"/>
               <w:rPr>
                 <w:rFonts w:asciiTheme="minorHAnsi" w:hAnsiTheme="minorHAnsi" w:cstheme="minorHAnsi"/>
-                <w:color w:val="9BBB59"/>
+                <w:color w:val="000000" w:themeColor="text1"/>
                 <w:sz w:val="28"/>
                 <w:szCs w:val="28"/>
                 <w:lang w:val="en-US"/>
@@ -1076,7 +1026,7 @@
               <w:rPr>
                 <w:rFonts w:asciiTheme="minorHAnsi" w:hAnsiTheme="minorHAnsi" w:cstheme="minorHAnsi"/>
                 <w:bCs/>
-                <w:color w:val="9BBB59"/>
+                <w:color w:val="000000" w:themeColor="text1"/>
                 <w:sz w:val="28"/>
                 <w:szCs w:val="28"/>
                 <w:lang w:val="en-US"/>
@@ -1093,7 +1043,7 @@
               <w:spacing w:before="100" w:beforeAutospacing="1"/>
               <w:rPr>
                 <w:rFonts w:asciiTheme="minorHAnsi" w:hAnsiTheme="minorHAnsi" w:cstheme="minorHAnsi"/>
-                <w:color w:val="9BBB59"/>
+                <w:color w:val="000000" w:themeColor="text1"/>
                 <w:sz w:val="28"/>
                 <w:szCs w:val="28"/>
                 <w:lang w:val="en-US"/>
@@ -1103,7 +1053,7 @@
               <w:rPr>
                 <w:rFonts w:asciiTheme="minorHAnsi" w:hAnsiTheme="minorHAnsi" w:cstheme="minorHAnsi"/>
                 <w:bCs/>
-                <w:color w:val="9BBB59"/>
+                <w:color w:val="000000" w:themeColor="text1"/>
                 <w:sz w:val="28"/>
                 <w:szCs w:val="28"/>
                 <w:lang w:val="en-US"/>
@@ -1113,7 +1063,7 @@
             <w:r>
               <w:rPr>
                 <w:rFonts w:asciiTheme="minorHAnsi" w:hAnsiTheme="minorHAnsi" w:cstheme="minorHAnsi"/>
-                <w:color w:val="9BBB59"/>
+                <w:color w:val="000000" w:themeColor="text1"/>
                 <w:sz w:val="28"/>
                 <w:szCs w:val="28"/>
                 <w:lang w:val="en-US"/>
@@ -1124,7 +1074,7 @@
             <w:r>
               <w:rPr>
                 <w:rFonts w:asciiTheme="minorHAnsi" w:hAnsiTheme="minorHAnsi" w:cstheme="minorHAnsi"/>
-                <w:color w:val="9BBB59"/>
+                <w:color w:val="000000" w:themeColor="text1"/>
                 <w:sz w:val="28"/>
                 <w:szCs w:val="28"/>
                 <w:lang w:val="en-US"/>
@@ -1135,22 +1085,12 @@
             <w:r>
               <w:rPr>
                 <w:rFonts w:asciiTheme="minorHAnsi" w:hAnsiTheme="minorHAnsi" w:cstheme="minorHAnsi"/>
-                <w:color w:val="9BBB59"/>
-                <w:sz w:val="28"/>
-                <w:szCs w:val="28"/>
-                <w:lang w:val="en-US"/>
-              </w:rPr>
-              <w:t xml:space="preserve"> Story Points per Sprint.</w:t>
-            </w:r>
-            <w:r>
-              <w:rPr>
-                <w:rFonts w:asciiTheme="minorHAnsi" w:hAnsiTheme="minorHAnsi" w:cstheme="minorHAnsi"/>
-                <w:color w:val="9BBB59"/>
-                <w:sz w:val="28"/>
-                <w:szCs w:val="28"/>
-                <w:lang w:val="en-US"/>
-              </w:rPr>
-              <w:t xml:space="preserve"> </w:t>
+                <w:color w:val="000000" w:themeColor="text1"/>
+                <w:sz w:val="28"/>
+                <w:szCs w:val="28"/>
+                <w:lang w:val="en-US"/>
+              </w:rPr>
+              <w:t xml:space="preserve"> Story Points per Sprint. </w:t>
             </w:r>
           </w:p>
           <w:p>
@@ -1162,7 +1102,7 @@
               <w:spacing w:before="100" w:beforeAutospacing="1"/>
               <w:rPr>
                 <w:rFonts w:asciiTheme="minorHAnsi" w:hAnsiTheme="minorHAnsi" w:cstheme="minorHAnsi"/>
-                <w:color w:val="9BBB59"/>
+                <w:color w:val="000000" w:themeColor="text1"/>
                 <w:sz w:val="28"/>
                 <w:szCs w:val="28"/>
                 <w:lang w:val="en-US"/>
@@ -1172,7 +1112,7 @@
               <w:rPr>
                 <w:rFonts w:asciiTheme="minorHAnsi" w:hAnsiTheme="minorHAnsi" w:cstheme="minorHAnsi"/>
                 <w:bCs/>
-                <w:color w:val="9BBB59"/>
+                <w:color w:val="000000" w:themeColor="text1"/>
                 <w:sz w:val="28"/>
                 <w:szCs w:val="28"/>
                 <w:lang w:val="en-US"/>
@@ -1182,7 +1122,7 @@
             <w:r>
               <w:rPr>
                 <w:rFonts w:asciiTheme="minorHAnsi" w:hAnsiTheme="minorHAnsi" w:cstheme="minorHAnsi"/>
-                <w:color w:val="9BBB59"/>
+                <w:color w:val="000000" w:themeColor="text1"/>
                 <w:sz w:val="28"/>
                 <w:szCs w:val="28"/>
                 <w:lang w:val="en-US"/>
@@ -1195,7 +1135,7 @@
               <w:spacing w:before="100" w:beforeAutospacing="1"/>
               <w:rPr>
                 <w:rFonts w:asciiTheme="minorHAnsi" w:hAnsiTheme="minorHAnsi" w:cstheme="minorHAnsi"/>
-                <w:color w:val="9BBB59"/>
+                <w:color w:val="000000" w:themeColor="text1"/>
                 <w:sz w:val="28"/>
                 <w:szCs w:val="28"/>
                 <w:lang w:val="en-US"/>
@@ -1205,7 +1145,7 @@
               <w:rPr>
                 <w:rFonts w:asciiTheme="minorHAnsi" w:hAnsiTheme="minorHAnsi" w:cstheme="minorHAnsi"/>
                 <w:bCs/>
-                <w:color w:val="9BBB59"/>
+                <w:color w:val="000000" w:themeColor="text1"/>
                 <w:sz w:val="28"/>
                 <w:szCs w:val="28"/>
                 <w:lang w:val="en-US"/>
@@ -1222,7 +1162,7 @@
               <w:spacing w:before="100" w:beforeAutospacing="1"/>
               <w:rPr>
                 <w:rFonts w:asciiTheme="minorHAnsi" w:hAnsiTheme="minorHAnsi" w:cstheme="minorHAnsi"/>
-                <w:color w:val="9BBB59"/>
+                <w:color w:val="000000" w:themeColor="text1"/>
                 <w:sz w:val="28"/>
                 <w:szCs w:val="28"/>
                 <w:lang w:val="en-US"/>
@@ -1232,7 +1172,7 @@
               <w:rPr>
                 <w:rFonts w:asciiTheme="minorHAnsi" w:hAnsiTheme="minorHAnsi" w:cstheme="minorHAnsi"/>
                 <w:bCs/>
-                <w:color w:val="9BBB59"/>
+                <w:color w:val="000000" w:themeColor="text1"/>
                 <w:sz w:val="28"/>
                 <w:szCs w:val="28"/>
                 <w:lang w:val="en-US"/>
@@ -1242,22 +1182,12 @@
             <w:r>
               <w:rPr>
                 <w:rFonts w:asciiTheme="minorHAnsi" w:hAnsiTheme="minorHAnsi" w:cstheme="minorHAnsi"/>
-                <w:color w:val="9BBB59"/>
-                <w:sz w:val="28"/>
-                <w:szCs w:val="28"/>
-                <w:lang w:val="en-US"/>
-              </w:rPr>
-              <w:t xml:space="preserve"> This measurement tracks the critical bug density encountered during the development process to evaluate software quality.</w:t>
-            </w:r>
-            <w:r>
-              <w:rPr>
-                <w:rFonts w:asciiTheme="minorHAnsi" w:hAnsiTheme="minorHAnsi" w:cstheme="minorHAnsi"/>
-                <w:color w:val="9BBB59"/>
-                <w:sz w:val="28"/>
-                <w:szCs w:val="28"/>
-                <w:lang w:val="en-US"/>
-              </w:rPr>
-              <w:t xml:space="preserve"> </w:t>
+                <w:color w:val="000000" w:themeColor="text1"/>
+                <w:sz w:val="28"/>
+                <w:szCs w:val="28"/>
+                <w:lang w:val="en-US"/>
+              </w:rPr>
+              <w:t xml:space="preserve"> This measurement tracks the critical bug density encountered during the development process to evaluate software quality. </w:t>
             </w:r>
           </w:p>
           <w:p>
@@ -1269,7 +1199,7 @@
               <w:spacing w:before="100" w:beforeAutospacing="1"/>
               <w:rPr>
                 <w:rFonts w:asciiTheme="minorHAnsi" w:hAnsiTheme="minorHAnsi" w:cstheme="minorHAnsi"/>
-                <w:color w:val="9BBB59"/>
+                <w:color w:val="000000" w:themeColor="text1"/>
                 <w:sz w:val="28"/>
                 <w:szCs w:val="28"/>
                 <w:lang w:val="en-US"/>
@@ -1279,7 +1209,7 @@
               <w:rPr>
                 <w:rFonts w:asciiTheme="minorHAnsi" w:hAnsiTheme="minorHAnsi" w:cstheme="minorHAnsi"/>
                 <w:bCs/>
-                <w:color w:val="9BBB59"/>
+                <w:color w:val="000000" w:themeColor="text1"/>
                 <w:sz w:val="28"/>
                 <w:szCs w:val="28"/>
                 <w:lang w:val="en-US"/>
@@ -1290,7 +1220,7 @@
             <w:r>
               <w:rPr>
                 <w:rFonts w:asciiTheme="minorHAnsi" w:hAnsiTheme="minorHAnsi" w:cstheme="minorHAnsi"/>
-                <w:color w:val="9BBB59"/>
+                <w:color w:val="000000" w:themeColor="text1"/>
                 <w:sz w:val="28"/>
                 <w:szCs w:val="28"/>
                 <w:lang w:val="en-US"/>
@@ -1303,7 +1233,7 @@
               <w:spacing w:before="100" w:beforeAutospacing="1"/>
               <w:rPr>
                 <w:rFonts w:asciiTheme="minorHAnsi" w:eastAsia="Calibri" w:hAnsiTheme="minorHAnsi" w:cstheme="minorHAnsi"/>
-                <w:color w:val="9BBB59"/>
+                <w:color w:val="000000" w:themeColor="text1"/>
                 <w:sz w:val="28"/>
                 <w:szCs w:val="28"/>
               </w:rPr>
@@ -1325,7 +1255,7 @@
               <w:spacing w:before="100" w:beforeAutospacing="1"/>
               <w:rPr>
                 <w:rFonts w:ascii="Calibri" w:eastAsia="Calibri" w:hAnsi="Calibri" w:cs="Calibri"/>
-                <w:color w:val="9BBB59"/>
+                <w:color w:val="000000" w:themeColor="text1"/>
                 <w:sz w:val="28"/>
                 <w:szCs w:val="28"/>
               </w:rPr>
@@ -1333,6 +1263,7 @@
             <w:r>
               <w:rPr>
                 <w:rFonts w:ascii="Calibri" w:eastAsia="Calibri" w:hAnsi="Calibri" w:cs="Calibri"/>
+                <w:color w:val="000000" w:themeColor="text1"/>
                 <w:sz w:val="28"/>
                 <w:szCs w:val="28"/>
               </w:rPr>
@@ -1356,6 +1287,7 @@
               <w:spacing w:before="100" w:beforeAutospacing="1"/>
               <w:rPr>
                 <w:rFonts w:asciiTheme="minorHAnsi" w:hAnsiTheme="minorHAnsi" w:cstheme="minorHAnsi"/>
+                <w:color w:val="000000" w:themeColor="text1"/>
                 <w:sz w:val="28"/>
                 <w:szCs w:val="28"/>
                 <w:lang w:val="en-US"/>
@@ -1365,6 +1297,7 @@
               <w:rPr>
                 <w:rFonts w:asciiTheme="minorHAnsi" w:hAnsiTheme="minorHAnsi" w:cstheme="minorHAnsi"/>
                 <w:bCs/>
+                <w:color w:val="000000" w:themeColor="text1"/>
                 <w:sz w:val="28"/>
                 <w:szCs w:val="28"/>
                 <w:lang w:val="en-US"/>
@@ -1382,6 +1315,7 @@
               <w:ind w:left="792"/>
               <w:rPr>
                 <w:rFonts w:asciiTheme="minorHAnsi" w:hAnsiTheme="minorHAnsi" w:cstheme="minorHAnsi"/>
+                <w:color w:val="000000" w:themeColor="text1"/>
                 <w:sz w:val="28"/>
                 <w:szCs w:val="28"/>
                 <w:lang w:val="en-US"/>
@@ -1391,6 +1325,7 @@
               <w:rPr>
                 <w:rFonts w:asciiTheme="minorHAnsi" w:hAnsiTheme="minorHAnsi" w:cstheme="minorHAnsi"/>
                 <w:bCs/>
+                <w:color w:val="000000" w:themeColor="text1"/>
                 <w:sz w:val="28"/>
                 <w:szCs w:val="28"/>
                 <w:lang w:val="en-US"/>
@@ -1400,6 +1335,7 @@
             <w:r>
               <w:rPr>
                 <w:rFonts w:asciiTheme="minorHAnsi" w:hAnsiTheme="minorHAnsi" w:cstheme="minorHAnsi"/>
+                <w:color w:val="000000" w:themeColor="text1"/>
                 <w:sz w:val="28"/>
                 <w:szCs w:val="28"/>
                 <w:lang w:val="en-US"/>
@@ -1417,6 +1353,7 @@
               <w:ind w:left="792"/>
               <w:rPr>
                 <w:rFonts w:asciiTheme="minorHAnsi" w:hAnsiTheme="minorHAnsi" w:cstheme="minorHAnsi"/>
+                <w:color w:val="000000" w:themeColor="text1"/>
                 <w:sz w:val="28"/>
                 <w:szCs w:val="28"/>
                 <w:lang w:val="en-US"/>
@@ -1426,6 +1363,7 @@
               <w:rPr>
                 <w:rFonts w:asciiTheme="minorHAnsi" w:hAnsiTheme="minorHAnsi" w:cstheme="minorHAnsi"/>
                 <w:bCs/>
+                <w:color w:val="000000" w:themeColor="text1"/>
                 <w:sz w:val="28"/>
                 <w:szCs w:val="28"/>
                 <w:lang w:val="en-US"/>
@@ -1435,6 +1373,7 @@
             <w:r>
               <w:rPr>
                 <w:rFonts w:asciiTheme="minorHAnsi" w:hAnsiTheme="minorHAnsi" w:cstheme="minorHAnsi"/>
+                <w:color w:val="000000" w:themeColor="text1"/>
                 <w:sz w:val="28"/>
                 <w:szCs w:val="28"/>
                 <w:lang w:val="en-US"/>
@@ -1452,6 +1391,7 @@
               <w:ind w:left="792"/>
               <w:rPr>
                 <w:rFonts w:asciiTheme="minorHAnsi" w:hAnsiTheme="minorHAnsi" w:cstheme="minorHAnsi"/>
+                <w:color w:val="000000" w:themeColor="text1"/>
                 <w:sz w:val="28"/>
                 <w:szCs w:val="28"/>
                 <w:lang w:val="en-US"/>
@@ -1461,6 +1401,7 @@
               <w:rPr>
                 <w:rFonts w:asciiTheme="minorHAnsi" w:hAnsiTheme="minorHAnsi" w:cstheme="minorHAnsi"/>
                 <w:bCs/>
+                <w:color w:val="000000" w:themeColor="text1"/>
                 <w:sz w:val="28"/>
                 <w:szCs w:val="28"/>
                 <w:lang w:val="en-US"/>
@@ -1470,6 +1411,7 @@
             <w:r>
               <w:rPr>
                 <w:rFonts w:asciiTheme="minorHAnsi" w:hAnsiTheme="minorHAnsi" w:cstheme="minorHAnsi"/>
+                <w:color w:val="000000" w:themeColor="text1"/>
                 <w:sz w:val="28"/>
                 <w:szCs w:val="28"/>
                 <w:lang w:val="en-US"/>
@@ -1487,6 +1429,7 @@
               <w:ind w:left="792"/>
               <w:rPr>
                 <w:rFonts w:asciiTheme="minorHAnsi" w:hAnsiTheme="minorHAnsi" w:cstheme="minorHAnsi"/>
+                <w:color w:val="000000" w:themeColor="text1"/>
                 <w:sz w:val="28"/>
                 <w:szCs w:val="28"/>
                 <w:lang w:val="en-US"/>
@@ -1496,6 +1439,7 @@
               <w:rPr>
                 <w:rFonts w:asciiTheme="minorHAnsi" w:hAnsiTheme="minorHAnsi" w:cstheme="minorHAnsi"/>
                 <w:bCs/>
+                <w:color w:val="000000" w:themeColor="text1"/>
                 <w:sz w:val="28"/>
                 <w:szCs w:val="28"/>
                 <w:lang w:val="en-US"/>
@@ -1505,6 +1449,7 @@
             <w:r>
               <w:rPr>
                 <w:rFonts w:asciiTheme="minorHAnsi" w:hAnsiTheme="minorHAnsi" w:cstheme="minorHAnsi"/>
+                <w:color w:val="000000" w:themeColor="text1"/>
                 <w:sz w:val="28"/>
                 <w:szCs w:val="28"/>
                 <w:lang w:val="en-US"/>
@@ -1515,6 +1460,7 @@
             <w:r>
               <w:rPr>
                 <w:rFonts w:asciiTheme="minorHAnsi" w:hAnsiTheme="minorHAnsi" w:cstheme="minorHAnsi"/>
+                <w:color w:val="000000" w:themeColor="text1"/>
                 <w:sz w:val="28"/>
                 <w:szCs w:val="28"/>
                 <w:lang w:val="en-US"/>
@@ -1525,6 +1471,7 @@
             <w:r>
               <w:rPr>
                 <w:rFonts w:asciiTheme="minorHAnsi" w:hAnsiTheme="minorHAnsi" w:cstheme="minorHAnsi"/>
+                <w:color w:val="000000" w:themeColor="text1"/>
                 <w:sz w:val="28"/>
                 <w:szCs w:val="28"/>
                 <w:lang w:val="en-US"/>
@@ -1537,6 +1484,7 @@
               <w:spacing w:before="100" w:beforeAutospacing="1"/>
               <w:rPr>
                 <w:rFonts w:asciiTheme="minorHAnsi" w:hAnsiTheme="minorHAnsi" w:cstheme="minorHAnsi"/>
+                <w:color w:val="000000" w:themeColor="text1"/>
                 <w:sz w:val="28"/>
                 <w:szCs w:val="28"/>
                 <w:lang w:val="en-US"/>
@@ -1546,6 +1494,7 @@
               <w:rPr>
                 <w:rFonts w:asciiTheme="minorHAnsi" w:hAnsiTheme="minorHAnsi" w:cstheme="minorHAnsi"/>
                 <w:bCs/>
+                <w:color w:val="000000" w:themeColor="text1"/>
                 <w:sz w:val="28"/>
                 <w:szCs w:val="28"/>
                 <w:lang w:val="en-US"/>
@@ -1562,6 +1511,7 @@
               <w:spacing w:before="100"/>
               <w:rPr>
                 <w:rFonts w:asciiTheme="minorHAnsi" w:hAnsiTheme="minorHAnsi" w:cstheme="minorHAnsi"/>
+                <w:color w:val="000000" w:themeColor="text1"/>
                 <w:sz w:val="28"/>
                 <w:szCs w:val="28"/>
                 <w:lang w:val="en-US"/>
@@ -1571,6 +1521,7 @@
               <w:rPr>
                 <w:rFonts w:asciiTheme="minorHAnsi" w:hAnsiTheme="minorHAnsi" w:cstheme="minorHAnsi"/>
                 <w:bCs/>
+                <w:color w:val="000000" w:themeColor="text1"/>
                 <w:sz w:val="28"/>
                 <w:szCs w:val="28"/>
                 <w:lang w:val="en-US"/>
@@ -1580,6 +1531,7 @@
             <w:r>
               <w:rPr>
                 <w:rFonts w:asciiTheme="minorHAnsi" w:hAnsiTheme="minorHAnsi" w:cstheme="minorHAnsi"/>
+                <w:color w:val="000000" w:themeColor="text1"/>
                 <w:sz w:val="28"/>
                 <w:szCs w:val="28"/>
                 <w:lang w:val="en-US"/>
@@ -1596,6 +1548,7 @@
               <w:spacing w:before="100"/>
               <w:rPr>
                 <w:rFonts w:asciiTheme="minorHAnsi" w:hAnsiTheme="minorHAnsi" w:cstheme="minorHAnsi"/>
+                <w:color w:val="000000" w:themeColor="text1"/>
                 <w:sz w:val="28"/>
                 <w:szCs w:val="28"/>
                 <w:lang w:val="en-US"/>
@@ -1605,6 +1558,7 @@
               <w:rPr>
                 <w:rFonts w:asciiTheme="minorHAnsi" w:hAnsiTheme="minorHAnsi" w:cstheme="minorHAnsi"/>
                 <w:bCs/>
+                <w:color w:val="000000" w:themeColor="text1"/>
                 <w:sz w:val="28"/>
                 <w:szCs w:val="28"/>
                 <w:lang w:val="en-US"/>
@@ -1614,6 +1568,7 @@
             <w:r>
               <w:rPr>
                 <w:rFonts w:asciiTheme="minorHAnsi" w:hAnsiTheme="minorHAnsi" w:cstheme="minorHAnsi"/>
+                <w:color w:val="000000" w:themeColor="text1"/>
                 <w:sz w:val="28"/>
                 <w:szCs w:val="28"/>
                 <w:lang w:val="en-US"/>
@@ -1630,6 +1585,7 @@
               <w:spacing w:before="100"/>
               <w:rPr>
                 <w:rFonts w:asciiTheme="minorHAnsi" w:hAnsiTheme="minorHAnsi" w:cstheme="minorHAnsi"/>
+                <w:color w:val="000000" w:themeColor="text1"/>
                 <w:sz w:val="28"/>
                 <w:szCs w:val="28"/>
                 <w:lang w:val="en-US"/>
@@ -1639,6 +1595,7 @@
               <w:rPr>
                 <w:rFonts w:asciiTheme="minorHAnsi" w:hAnsiTheme="minorHAnsi" w:cstheme="minorHAnsi"/>
                 <w:bCs/>
+                <w:color w:val="000000" w:themeColor="text1"/>
                 <w:sz w:val="28"/>
                 <w:szCs w:val="28"/>
                 <w:lang w:val="en-US"/>
@@ -1648,6 +1605,7 @@
             <w:r>
               <w:rPr>
                 <w:rFonts w:asciiTheme="minorHAnsi" w:hAnsiTheme="minorHAnsi" w:cstheme="minorHAnsi"/>
+                <w:color w:val="000000" w:themeColor="text1"/>
                 <w:sz w:val="28"/>
                 <w:szCs w:val="28"/>
                 <w:lang w:val="en-US"/>
@@ -1664,6 +1622,7 @@
               <w:spacing w:before="100"/>
               <w:rPr>
                 <w:rFonts w:asciiTheme="minorHAnsi" w:hAnsiTheme="minorHAnsi" w:cstheme="minorHAnsi"/>
+                <w:color w:val="000000" w:themeColor="text1"/>
                 <w:sz w:val="28"/>
                 <w:szCs w:val="28"/>
                 <w:lang w:val="en-US"/>
@@ -1673,6 +1632,7 @@
               <w:rPr>
                 <w:rFonts w:asciiTheme="minorHAnsi" w:hAnsiTheme="minorHAnsi" w:cstheme="minorHAnsi"/>
                 <w:bCs/>
+                <w:color w:val="000000" w:themeColor="text1"/>
                 <w:sz w:val="28"/>
                 <w:szCs w:val="28"/>
                 <w:lang w:val="en-US"/>
@@ -1682,6 +1642,7 @@
             <w:r>
               <w:rPr>
                 <w:rFonts w:asciiTheme="minorHAnsi" w:hAnsiTheme="minorHAnsi" w:cstheme="minorHAnsi"/>
+                <w:color w:val="000000" w:themeColor="text1"/>
                 <w:sz w:val="28"/>
                 <w:szCs w:val="28"/>
                 <w:lang w:val="en-US"/>
@@ -1694,6 +1655,7 @@
               <w:spacing w:before="100" w:beforeAutospacing="1"/>
               <w:rPr>
                 <w:rFonts w:asciiTheme="minorHAnsi" w:hAnsiTheme="minorHAnsi" w:cstheme="minorHAnsi"/>
+                <w:color w:val="000000" w:themeColor="text1"/>
                 <w:sz w:val="28"/>
                 <w:szCs w:val="28"/>
                 <w:lang w:val="en-US"/>
@@ -1703,6 +1665,7 @@
               <w:rPr>
                 <w:rFonts w:asciiTheme="minorHAnsi" w:hAnsiTheme="minorHAnsi" w:cstheme="minorHAnsi"/>
                 <w:bCs/>
+                <w:color w:val="000000" w:themeColor="text1"/>
                 <w:sz w:val="28"/>
                 <w:szCs w:val="28"/>
                 <w:lang w:val="en-US"/>
@@ -1719,6 +1682,7 @@
               <w:spacing w:before="100"/>
               <w:rPr>
                 <w:rFonts w:asciiTheme="minorHAnsi" w:hAnsiTheme="minorHAnsi" w:cstheme="minorHAnsi"/>
+                <w:color w:val="000000" w:themeColor="text1"/>
                 <w:sz w:val="28"/>
                 <w:szCs w:val="28"/>
                 <w:lang w:val="en-US"/>
@@ -1728,6 +1692,7 @@
               <w:rPr>
                 <w:rFonts w:asciiTheme="minorHAnsi" w:hAnsiTheme="minorHAnsi" w:cstheme="minorHAnsi"/>
                 <w:bCs/>
+                <w:color w:val="000000" w:themeColor="text1"/>
                 <w:sz w:val="28"/>
                 <w:szCs w:val="28"/>
                 <w:lang w:val="en-US"/>
@@ -1737,6 +1702,7 @@
             <w:r>
               <w:rPr>
                 <w:rFonts w:asciiTheme="minorHAnsi" w:hAnsiTheme="minorHAnsi" w:cstheme="minorHAnsi"/>
+                <w:color w:val="000000" w:themeColor="text1"/>
                 <w:sz w:val="28"/>
                 <w:szCs w:val="28"/>
                 <w:lang w:val="en-US"/>
@@ -1753,6 +1719,7 @@
               <w:spacing w:before="100"/>
               <w:rPr>
                 <w:rFonts w:asciiTheme="minorHAnsi" w:hAnsiTheme="minorHAnsi" w:cstheme="minorHAnsi"/>
+                <w:color w:val="000000" w:themeColor="text1"/>
                 <w:sz w:val="28"/>
                 <w:szCs w:val="28"/>
                 <w:lang w:val="en-US"/>
@@ -1762,6 +1729,7 @@
               <w:rPr>
                 <w:rFonts w:asciiTheme="minorHAnsi" w:hAnsiTheme="minorHAnsi" w:cstheme="minorHAnsi"/>
                 <w:bCs/>
+                <w:color w:val="000000" w:themeColor="text1"/>
                 <w:sz w:val="28"/>
                 <w:szCs w:val="28"/>
                 <w:lang w:val="en-US"/>
@@ -1771,6 +1739,7 @@
             <w:r>
               <w:rPr>
                 <w:rFonts w:asciiTheme="minorHAnsi" w:hAnsiTheme="minorHAnsi" w:cstheme="minorHAnsi"/>
+                <w:color w:val="000000" w:themeColor="text1"/>
                 <w:sz w:val="28"/>
                 <w:szCs w:val="28"/>
                 <w:lang w:val="en-US"/>
@@ -1787,6 +1756,7 @@
               <w:spacing w:before="100"/>
               <w:rPr>
                 <w:rFonts w:asciiTheme="minorHAnsi" w:hAnsiTheme="minorHAnsi" w:cstheme="minorHAnsi"/>
+                <w:color w:val="000000" w:themeColor="text1"/>
                 <w:sz w:val="28"/>
                 <w:szCs w:val="28"/>
                 <w:lang w:val="en-US"/>
@@ -1796,6 +1766,7 @@
               <w:rPr>
                 <w:rFonts w:asciiTheme="minorHAnsi" w:hAnsiTheme="minorHAnsi" w:cstheme="minorHAnsi"/>
                 <w:bCs/>
+                <w:color w:val="000000" w:themeColor="text1"/>
                 <w:sz w:val="28"/>
                 <w:szCs w:val="28"/>
                 <w:lang w:val="en-US"/>
@@ -1805,6 +1776,7 @@
             <w:r>
               <w:rPr>
                 <w:rFonts w:asciiTheme="minorHAnsi" w:hAnsiTheme="minorHAnsi" w:cstheme="minorHAnsi"/>
+                <w:color w:val="000000" w:themeColor="text1"/>
                 <w:sz w:val="28"/>
                 <w:szCs w:val="28"/>
                 <w:lang w:val="en-US"/>
@@ -1821,6 +1793,7 @@
               <w:spacing w:before="100"/>
               <w:rPr>
                 <w:rFonts w:asciiTheme="minorHAnsi" w:hAnsiTheme="minorHAnsi" w:cstheme="minorHAnsi"/>
+                <w:color w:val="000000" w:themeColor="text1"/>
                 <w:sz w:val="28"/>
                 <w:szCs w:val="28"/>
                 <w:lang w:val="en-US"/>
@@ -1830,6 +1803,7 @@
               <w:rPr>
                 <w:rFonts w:asciiTheme="minorHAnsi" w:hAnsiTheme="minorHAnsi" w:cstheme="minorHAnsi"/>
                 <w:bCs/>
+                <w:color w:val="000000" w:themeColor="text1"/>
                 <w:sz w:val="28"/>
                 <w:szCs w:val="28"/>
                 <w:lang w:val="en-US"/>
@@ -1839,6 +1813,7 @@
             <w:r>
               <w:rPr>
                 <w:rFonts w:asciiTheme="minorHAnsi" w:hAnsiTheme="minorHAnsi" w:cstheme="minorHAnsi"/>
+                <w:color w:val="000000" w:themeColor="text1"/>
                 <w:sz w:val="28"/>
                 <w:szCs w:val="28"/>
                 <w:lang w:val="en-US"/>
@@ -1851,6 +1826,7 @@
               <w:spacing w:before="100" w:beforeAutospacing="1"/>
               <w:rPr>
                 <w:rFonts w:asciiTheme="minorHAnsi" w:hAnsiTheme="minorHAnsi" w:cstheme="minorHAnsi"/>
+                <w:color w:val="000000" w:themeColor="text1"/>
                 <w:sz w:val="28"/>
                 <w:szCs w:val="28"/>
                 <w:lang w:val="en-US"/>
@@ -1860,6 +1836,7 @@
               <w:rPr>
                 <w:rFonts w:asciiTheme="minorHAnsi" w:hAnsiTheme="minorHAnsi" w:cstheme="minorHAnsi"/>
                 <w:bCs/>
+                <w:color w:val="000000" w:themeColor="text1"/>
                 <w:sz w:val="28"/>
                 <w:szCs w:val="28"/>
                 <w:lang w:val="en-US"/>
@@ -1876,6 +1853,7 @@
               <w:spacing w:before="100"/>
               <w:rPr>
                 <w:rFonts w:asciiTheme="minorHAnsi" w:hAnsiTheme="minorHAnsi" w:cstheme="minorHAnsi"/>
+                <w:color w:val="000000" w:themeColor="text1"/>
                 <w:sz w:val="28"/>
                 <w:szCs w:val="28"/>
                 <w:lang w:val="en-US"/>
@@ -1885,6 +1863,7 @@
               <w:rPr>
                 <w:rFonts w:asciiTheme="minorHAnsi" w:hAnsiTheme="minorHAnsi" w:cstheme="minorHAnsi"/>
                 <w:bCs/>
+                <w:color w:val="000000" w:themeColor="text1"/>
                 <w:sz w:val="28"/>
                 <w:szCs w:val="28"/>
                 <w:lang w:val="en-US"/>
@@ -1894,6 +1873,7 @@
             <w:r>
               <w:rPr>
                 <w:rFonts w:asciiTheme="minorHAnsi" w:hAnsiTheme="minorHAnsi" w:cstheme="minorHAnsi"/>
+                <w:color w:val="000000" w:themeColor="text1"/>
                 <w:sz w:val="28"/>
                 <w:szCs w:val="28"/>
                 <w:lang w:val="en-US"/>
@@ -1910,6 +1890,7 @@
               <w:spacing w:before="100"/>
               <w:rPr>
                 <w:rFonts w:asciiTheme="minorHAnsi" w:hAnsiTheme="minorHAnsi" w:cstheme="minorHAnsi"/>
+                <w:color w:val="000000" w:themeColor="text1"/>
                 <w:sz w:val="28"/>
                 <w:szCs w:val="28"/>
                 <w:lang w:val="en-US"/>
@@ -1919,6 +1900,7 @@
               <w:rPr>
                 <w:rFonts w:asciiTheme="minorHAnsi" w:hAnsiTheme="minorHAnsi" w:cstheme="minorHAnsi"/>
                 <w:bCs/>
+                <w:color w:val="000000" w:themeColor="text1"/>
                 <w:sz w:val="28"/>
                 <w:szCs w:val="28"/>
                 <w:lang w:val="en-US"/>
@@ -1928,6 +1910,7 @@
             <w:r>
               <w:rPr>
                 <w:rFonts w:asciiTheme="minorHAnsi" w:hAnsiTheme="minorHAnsi" w:cstheme="minorHAnsi"/>
+                <w:color w:val="000000" w:themeColor="text1"/>
                 <w:sz w:val="28"/>
                 <w:szCs w:val="28"/>
                 <w:lang w:val="en-US"/>
@@ -1944,6 +1927,7 @@
               <w:spacing w:before="100"/>
               <w:rPr>
                 <w:rFonts w:asciiTheme="minorHAnsi" w:hAnsiTheme="minorHAnsi" w:cstheme="minorHAnsi"/>
+                <w:color w:val="000000" w:themeColor="text1"/>
                 <w:sz w:val="28"/>
                 <w:szCs w:val="28"/>
                 <w:lang w:val="en-US"/>
@@ -1953,6 +1937,7 @@
               <w:rPr>
                 <w:rFonts w:asciiTheme="minorHAnsi" w:hAnsiTheme="minorHAnsi" w:cstheme="minorHAnsi"/>
                 <w:bCs/>
+                <w:color w:val="000000" w:themeColor="text1"/>
                 <w:sz w:val="28"/>
                 <w:szCs w:val="28"/>
                 <w:lang w:val="en-US"/>
@@ -1962,6 +1947,7 @@
             <w:r>
               <w:rPr>
                 <w:rFonts w:asciiTheme="minorHAnsi" w:hAnsiTheme="minorHAnsi" w:cstheme="minorHAnsi"/>
+                <w:color w:val="000000" w:themeColor="text1"/>
                 <w:sz w:val="28"/>
                 <w:szCs w:val="28"/>
                 <w:lang w:val="en-US"/>
@@ -1978,6 +1964,7 @@
               <w:spacing w:before="100"/>
               <w:rPr>
                 <w:rFonts w:asciiTheme="minorHAnsi" w:hAnsiTheme="minorHAnsi" w:cstheme="minorHAnsi"/>
+                <w:color w:val="000000" w:themeColor="text1"/>
                 <w:sz w:val="28"/>
                 <w:szCs w:val="28"/>
                 <w:lang w:val="en-US"/>
@@ -1987,6 +1974,7 @@
               <w:rPr>
                 <w:rFonts w:asciiTheme="minorHAnsi" w:hAnsiTheme="minorHAnsi" w:cstheme="minorHAnsi"/>
                 <w:bCs/>
+                <w:color w:val="000000" w:themeColor="text1"/>
                 <w:sz w:val="28"/>
                 <w:szCs w:val="28"/>
                 <w:lang w:val="en-US"/>
@@ -1997,6 +1985,7 @@
             <w:r>
               <w:rPr>
                 <w:rFonts w:asciiTheme="minorHAnsi" w:hAnsiTheme="minorHAnsi" w:cstheme="minorHAnsi"/>
+                <w:color w:val="000000" w:themeColor="text1"/>
                 <w:sz w:val="28"/>
                 <w:szCs w:val="28"/>
                 <w:lang w:val="en-US"/>
@@ -2009,6 +1998,7 @@
               <w:spacing w:before="100" w:beforeAutospacing="1"/>
               <w:rPr>
                 <w:rFonts w:asciiTheme="minorHAnsi" w:hAnsiTheme="minorHAnsi" w:cstheme="minorHAnsi"/>
+                <w:color w:val="000000" w:themeColor="text1"/>
                 <w:sz w:val="28"/>
                 <w:szCs w:val="28"/>
                 <w:lang w:val="en-US"/>
@@ -2018,6 +2008,7 @@
               <w:rPr>
                 <w:rFonts w:asciiTheme="minorHAnsi" w:hAnsiTheme="minorHAnsi" w:cstheme="minorHAnsi"/>
                 <w:bCs/>
+                <w:color w:val="000000" w:themeColor="text1"/>
                 <w:sz w:val="28"/>
                 <w:szCs w:val="28"/>
                 <w:lang w:val="en-US"/>
@@ -2034,6 +2025,7 @@
               <w:spacing w:before="100"/>
               <w:rPr>
                 <w:rFonts w:asciiTheme="minorHAnsi" w:hAnsiTheme="minorHAnsi" w:cstheme="minorHAnsi"/>
+                <w:color w:val="000000" w:themeColor="text1"/>
                 <w:sz w:val="28"/>
                 <w:szCs w:val="28"/>
                 <w:lang w:val="en-US"/>
@@ -2044,6 +2036,7 @@
               <w:rPr>
                 <w:rFonts w:asciiTheme="minorHAnsi" w:hAnsiTheme="minorHAnsi" w:cstheme="minorHAnsi"/>
                 <w:bCs/>
+                <w:color w:val="000000" w:themeColor="text1"/>
                 <w:sz w:val="28"/>
                 <w:szCs w:val="28"/>
                 <w:lang w:val="en-US"/>
@@ -2053,6 +2046,7 @@
             <w:r>
               <w:rPr>
                 <w:rFonts w:asciiTheme="minorHAnsi" w:hAnsiTheme="minorHAnsi" w:cstheme="minorHAnsi"/>
+                <w:color w:val="000000" w:themeColor="text1"/>
                 <w:sz w:val="28"/>
                 <w:szCs w:val="28"/>
                 <w:lang w:val="en-US"/>
@@ -2063,6 +2057,7 @@
             <w:r>
               <w:rPr>
                 <w:rFonts w:asciiTheme="minorHAnsi" w:hAnsiTheme="minorHAnsi" w:cstheme="minorHAnsi"/>
+                <w:color w:val="000000" w:themeColor="text1"/>
                 <w:sz w:val="28"/>
                 <w:szCs w:val="28"/>
                 <w:lang w:val="en-US"/>
@@ -2079,6 +2074,7 @@
               <w:spacing w:before="100"/>
               <w:rPr>
                 <w:rFonts w:asciiTheme="minorHAnsi" w:hAnsiTheme="minorHAnsi" w:cstheme="minorHAnsi"/>
+                <w:color w:val="000000" w:themeColor="text1"/>
                 <w:sz w:val="28"/>
                 <w:szCs w:val="28"/>
                 <w:lang w:val="en-US"/>
@@ -2088,6 +2084,7 @@
               <w:rPr>
                 <w:rFonts w:asciiTheme="minorHAnsi" w:hAnsiTheme="minorHAnsi" w:cstheme="minorHAnsi"/>
                 <w:bCs/>
+                <w:color w:val="000000" w:themeColor="text1"/>
                 <w:sz w:val="28"/>
                 <w:szCs w:val="28"/>
                 <w:lang w:val="en-US"/>
@@ -2097,6 +2094,7 @@
             <w:r>
               <w:rPr>
                 <w:rFonts w:asciiTheme="minorHAnsi" w:hAnsiTheme="minorHAnsi" w:cstheme="minorHAnsi"/>
+                <w:color w:val="000000" w:themeColor="text1"/>
                 <w:sz w:val="28"/>
                 <w:szCs w:val="28"/>
                 <w:lang w:val="en-US"/>
@@ -2113,6 +2111,7 @@
               <w:spacing w:before="100"/>
               <w:rPr>
                 <w:rFonts w:asciiTheme="minorHAnsi" w:hAnsiTheme="minorHAnsi" w:cstheme="minorHAnsi"/>
+                <w:color w:val="000000" w:themeColor="text1"/>
                 <w:sz w:val="28"/>
                 <w:szCs w:val="28"/>
                 <w:lang w:val="en-US"/>
@@ -2122,6 +2121,7 @@
               <w:rPr>
                 <w:rFonts w:asciiTheme="minorHAnsi" w:hAnsiTheme="minorHAnsi" w:cstheme="minorHAnsi"/>
                 <w:bCs/>
+                <w:color w:val="000000" w:themeColor="text1"/>
                 <w:sz w:val="28"/>
                 <w:szCs w:val="28"/>
                 <w:lang w:val="en-US"/>
@@ -2131,6 +2131,7 @@
             <w:r>
               <w:rPr>
                 <w:rFonts w:asciiTheme="minorHAnsi" w:hAnsiTheme="minorHAnsi" w:cstheme="minorHAnsi"/>
+                <w:color w:val="000000" w:themeColor="text1"/>
                 <w:sz w:val="28"/>
                 <w:szCs w:val="28"/>
                 <w:lang w:val="en-US"/>
@@ -2147,6 +2148,7 @@
               <w:spacing w:before="100"/>
               <w:rPr>
                 <w:rFonts w:asciiTheme="minorHAnsi" w:hAnsiTheme="minorHAnsi" w:cstheme="minorHAnsi"/>
+                <w:color w:val="000000" w:themeColor="text1"/>
                 <w:sz w:val="28"/>
                 <w:szCs w:val="28"/>
                 <w:lang w:val="en-US"/>
@@ -2156,6 +2158,7 @@
               <w:rPr>
                 <w:rFonts w:asciiTheme="minorHAnsi" w:hAnsiTheme="minorHAnsi" w:cstheme="minorHAnsi"/>
                 <w:bCs/>
+                <w:color w:val="000000" w:themeColor="text1"/>
                 <w:sz w:val="28"/>
                 <w:szCs w:val="28"/>
                 <w:lang w:val="en-US"/>
@@ -2165,6 +2168,7 @@
             <w:r>
               <w:rPr>
                 <w:rFonts w:asciiTheme="minorHAnsi" w:hAnsiTheme="minorHAnsi" w:cstheme="minorHAnsi"/>
+                <w:color w:val="000000" w:themeColor="text1"/>
                 <w:sz w:val="28"/>
                 <w:szCs w:val="28"/>
                 <w:lang w:val="en-US"/>
@@ -2177,6 +2181,7 @@
               <w:spacing w:before="100" w:beforeAutospacing="1"/>
               <w:rPr>
                 <w:rFonts w:asciiTheme="minorHAnsi" w:hAnsiTheme="minorHAnsi" w:cstheme="minorHAnsi"/>
+                <w:color w:val="000000" w:themeColor="text1"/>
                 <w:sz w:val="28"/>
                 <w:szCs w:val="28"/>
                 <w:lang w:val="en-US"/>
@@ -2186,6 +2191,7 @@
               <w:rPr>
                 <w:rFonts w:asciiTheme="minorHAnsi" w:hAnsiTheme="minorHAnsi" w:cstheme="minorHAnsi"/>
                 <w:bCs/>
+                <w:color w:val="000000" w:themeColor="text1"/>
                 <w:sz w:val="28"/>
                 <w:szCs w:val="28"/>
                 <w:lang w:val="en-US"/>
@@ -2202,6 +2208,7 @@
               <w:spacing w:before="100"/>
               <w:rPr>
                 <w:rFonts w:asciiTheme="minorHAnsi" w:hAnsiTheme="minorHAnsi" w:cstheme="minorHAnsi"/>
+                <w:color w:val="000000" w:themeColor="text1"/>
                 <w:sz w:val="28"/>
                 <w:szCs w:val="28"/>
                 <w:lang w:val="en-US"/>
@@ -2211,6 +2218,7 @@
               <w:rPr>
                 <w:rFonts w:asciiTheme="minorHAnsi" w:hAnsiTheme="minorHAnsi" w:cstheme="minorHAnsi"/>
                 <w:bCs/>
+                <w:color w:val="000000" w:themeColor="text1"/>
                 <w:sz w:val="28"/>
                 <w:szCs w:val="28"/>
                 <w:lang w:val="en-US"/>
@@ -2220,6 +2228,7 @@
             <w:r>
               <w:rPr>
                 <w:rFonts w:asciiTheme="minorHAnsi" w:hAnsiTheme="minorHAnsi" w:cstheme="minorHAnsi"/>
+                <w:color w:val="000000" w:themeColor="text1"/>
                 <w:sz w:val="28"/>
                 <w:szCs w:val="28"/>
                 <w:lang w:val="en-US"/>
@@ -2236,6 +2245,7 @@
               <w:spacing w:before="100"/>
               <w:rPr>
                 <w:rFonts w:asciiTheme="minorHAnsi" w:hAnsiTheme="minorHAnsi" w:cstheme="minorHAnsi"/>
+                <w:color w:val="000000" w:themeColor="text1"/>
                 <w:sz w:val="28"/>
                 <w:szCs w:val="28"/>
                 <w:lang w:val="en-US"/>
@@ -2245,6 +2255,7 @@
               <w:rPr>
                 <w:rFonts w:asciiTheme="minorHAnsi" w:hAnsiTheme="minorHAnsi" w:cstheme="minorHAnsi"/>
                 <w:bCs/>
+                <w:color w:val="000000" w:themeColor="text1"/>
                 <w:sz w:val="28"/>
                 <w:szCs w:val="28"/>
                 <w:lang w:val="en-US"/>
@@ -2254,6 +2265,7 @@
             <w:r>
               <w:rPr>
                 <w:rFonts w:asciiTheme="minorHAnsi" w:hAnsiTheme="minorHAnsi" w:cstheme="minorHAnsi"/>
+                <w:color w:val="000000" w:themeColor="text1"/>
                 <w:sz w:val="28"/>
                 <w:szCs w:val="28"/>
                 <w:lang w:val="en-US"/>
@@ -2270,6 +2282,7 @@
               <w:spacing w:before="100"/>
               <w:rPr>
                 <w:rFonts w:asciiTheme="minorHAnsi" w:hAnsiTheme="minorHAnsi" w:cstheme="minorHAnsi"/>
+                <w:color w:val="000000" w:themeColor="text1"/>
                 <w:sz w:val="28"/>
                 <w:szCs w:val="28"/>
                 <w:lang w:val="en-US"/>
@@ -2279,6 +2292,7 @@
               <w:rPr>
                 <w:rFonts w:asciiTheme="minorHAnsi" w:hAnsiTheme="minorHAnsi" w:cstheme="minorHAnsi"/>
                 <w:bCs/>
+                <w:color w:val="000000" w:themeColor="text1"/>
                 <w:sz w:val="28"/>
                 <w:szCs w:val="28"/>
                 <w:lang w:val="en-US"/>
@@ -2288,6 +2302,7 @@
             <w:r>
               <w:rPr>
                 <w:rFonts w:asciiTheme="minorHAnsi" w:hAnsiTheme="minorHAnsi" w:cstheme="minorHAnsi"/>
+                <w:color w:val="000000" w:themeColor="text1"/>
                 <w:sz w:val="28"/>
                 <w:szCs w:val="28"/>
                 <w:lang w:val="en-US"/>
@@ -2298,6 +2313,7 @@
             <w:r>
               <w:rPr>
                 <w:rFonts w:asciiTheme="minorHAnsi" w:hAnsiTheme="minorHAnsi" w:cstheme="minorHAnsi"/>
+                <w:color w:val="000000" w:themeColor="text1"/>
                 <w:sz w:val="28"/>
                 <w:szCs w:val="28"/>
                 <w:lang w:val="en-US"/>
@@ -2308,6 +2324,7 @@
             <w:r>
               <w:rPr>
                 <w:rFonts w:asciiTheme="minorHAnsi" w:hAnsiTheme="minorHAnsi" w:cstheme="minorHAnsi"/>
+                <w:color w:val="000000" w:themeColor="text1"/>
                 <w:sz w:val="28"/>
                 <w:szCs w:val="28"/>
                 <w:lang w:val="en-US"/>
@@ -2324,6 +2341,7 @@
               <w:spacing w:before="100"/>
               <w:rPr>
                 <w:rFonts w:asciiTheme="minorHAnsi" w:hAnsiTheme="minorHAnsi" w:cstheme="minorHAnsi"/>
+                <w:color w:val="000000" w:themeColor="text1"/>
                 <w:sz w:val="28"/>
                 <w:szCs w:val="28"/>
                 <w:lang w:val="en-US"/>
@@ -2333,6 +2351,7 @@
               <w:rPr>
                 <w:rFonts w:asciiTheme="minorHAnsi" w:hAnsiTheme="minorHAnsi" w:cstheme="minorHAnsi"/>
                 <w:bCs/>
+                <w:color w:val="000000" w:themeColor="text1"/>
                 <w:sz w:val="28"/>
                 <w:szCs w:val="28"/>
                 <w:lang w:val="en-US"/>
@@ -2342,6 +2361,7 @@
             <w:r>
               <w:rPr>
                 <w:rFonts w:asciiTheme="minorHAnsi" w:hAnsiTheme="minorHAnsi" w:cstheme="minorHAnsi"/>
+                <w:color w:val="000000" w:themeColor="text1"/>
                 <w:sz w:val="28"/>
                 <w:szCs w:val="28"/>
                 <w:lang w:val="en-US"/>
@@ -2354,6 +2374,7 @@
               <w:spacing w:before="100" w:beforeAutospacing="1"/>
               <w:rPr>
                 <w:rFonts w:asciiTheme="minorHAnsi" w:hAnsiTheme="minorHAnsi" w:cstheme="minorHAnsi"/>
+                <w:color w:val="000000" w:themeColor="text1"/>
                 <w:sz w:val="28"/>
                 <w:szCs w:val="28"/>
                 <w:lang w:val="en-US"/>
@@ -2363,6 +2384,7 @@
               <w:rPr>
                 <w:rFonts w:asciiTheme="minorHAnsi" w:hAnsiTheme="minorHAnsi" w:cstheme="minorHAnsi"/>
                 <w:bCs/>
+                <w:color w:val="000000" w:themeColor="text1"/>
                 <w:sz w:val="28"/>
                 <w:szCs w:val="28"/>
                 <w:lang w:val="en-US"/>
@@ -2379,6 +2401,7 @@
               <w:spacing w:before="100"/>
               <w:rPr>
                 <w:rFonts w:asciiTheme="minorHAnsi" w:hAnsiTheme="minorHAnsi" w:cstheme="minorHAnsi"/>
+                <w:color w:val="000000" w:themeColor="text1"/>
                 <w:sz w:val="28"/>
                 <w:szCs w:val="28"/>
                 <w:lang w:val="en-US"/>
@@ -2388,6 +2411,7 @@
               <w:rPr>
                 <w:rFonts w:asciiTheme="minorHAnsi" w:hAnsiTheme="minorHAnsi" w:cstheme="minorHAnsi"/>
                 <w:bCs/>
+                <w:color w:val="000000" w:themeColor="text1"/>
                 <w:sz w:val="28"/>
                 <w:szCs w:val="28"/>
                 <w:lang w:val="en-US"/>
@@ -2397,6 +2421,7 @@
             <w:r>
               <w:rPr>
                 <w:rFonts w:asciiTheme="minorHAnsi" w:hAnsiTheme="minorHAnsi" w:cstheme="minorHAnsi"/>
+                <w:color w:val="000000" w:themeColor="text1"/>
                 <w:sz w:val="28"/>
                 <w:szCs w:val="28"/>
                 <w:lang w:val="en-US"/>
@@ -2413,6 +2438,7 @@
               <w:spacing w:before="100"/>
               <w:rPr>
                 <w:rFonts w:asciiTheme="minorHAnsi" w:hAnsiTheme="minorHAnsi" w:cstheme="minorHAnsi"/>
+                <w:color w:val="000000" w:themeColor="text1"/>
                 <w:sz w:val="28"/>
                 <w:szCs w:val="28"/>
                 <w:lang w:val="en-US"/>
@@ -2422,6 +2448,7 @@
               <w:rPr>
                 <w:rFonts w:asciiTheme="minorHAnsi" w:hAnsiTheme="minorHAnsi" w:cstheme="minorHAnsi"/>
                 <w:bCs/>
+                <w:color w:val="000000" w:themeColor="text1"/>
                 <w:sz w:val="28"/>
                 <w:szCs w:val="28"/>
                 <w:lang w:val="en-US"/>
@@ -2431,6 +2458,7 @@
             <w:r>
               <w:rPr>
                 <w:rFonts w:asciiTheme="minorHAnsi" w:hAnsiTheme="minorHAnsi" w:cstheme="minorHAnsi"/>
+                <w:color w:val="000000" w:themeColor="text1"/>
                 <w:sz w:val="28"/>
                 <w:szCs w:val="28"/>
                 <w:lang w:val="en-US"/>
@@ -2447,6 +2475,7 @@
               <w:spacing w:before="100"/>
               <w:rPr>
                 <w:rFonts w:asciiTheme="minorHAnsi" w:hAnsiTheme="minorHAnsi" w:cstheme="minorHAnsi"/>
+                <w:color w:val="000000" w:themeColor="text1"/>
                 <w:sz w:val="28"/>
                 <w:szCs w:val="28"/>
                 <w:lang w:val="en-US"/>
@@ -2456,6 +2485,7 @@
               <w:rPr>
                 <w:rFonts w:asciiTheme="minorHAnsi" w:hAnsiTheme="minorHAnsi" w:cstheme="minorHAnsi"/>
                 <w:bCs/>
+                <w:color w:val="000000" w:themeColor="text1"/>
                 <w:sz w:val="28"/>
                 <w:szCs w:val="28"/>
                 <w:lang w:val="en-US"/>
@@ -2465,6 +2495,7 @@
             <w:r>
               <w:rPr>
                 <w:rFonts w:asciiTheme="minorHAnsi" w:hAnsiTheme="minorHAnsi" w:cstheme="minorHAnsi"/>
+                <w:color w:val="000000" w:themeColor="text1"/>
                 <w:sz w:val="28"/>
                 <w:szCs w:val="28"/>
                 <w:lang w:val="en-US"/>
@@ -2481,6 +2512,7 @@
               <w:spacing w:before="100"/>
               <w:rPr>
                 <w:rFonts w:asciiTheme="minorHAnsi" w:hAnsiTheme="minorHAnsi" w:cstheme="minorHAnsi"/>
+                <w:color w:val="000000" w:themeColor="text1"/>
                 <w:sz w:val="28"/>
                 <w:szCs w:val="28"/>
                 <w:lang w:val="en-US"/>
@@ -2490,6 +2522,7 @@
               <w:rPr>
                 <w:rFonts w:asciiTheme="minorHAnsi" w:hAnsiTheme="minorHAnsi" w:cstheme="minorHAnsi"/>
                 <w:bCs/>
+                <w:color w:val="000000" w:themeColor="text1"/>
                 <w:sz w:val="28"/>
                 <w:szCs w:val="28"/>
                 <w:lang w:val="en-US"/>
@@ -2499,11 +2532,32 @@
             <w:r>
               <w:rPr>
                 <w:rFonts w:asciiTheme="minorHAnsi" w:hAnsiTheme="minorHAnsi" w:cstheme="minorHAnsi"/>
-                <w:sz w:val="28"/>
-                <w:szCs w:val="28"/>
-                <w:lang w:val="en-US"/>
-              </w:rPr>
-              <w:t xml:space="preserve"> Recorded by the Scrum Master or development team in the Agile project management tool (e.g., Jira, Excel) to reflect completed tasks. </w:t>
+                <w:color w:val="000000" w:themeColor="text1"/>
+                <w:sz w:val="28"/>
+                <w:szCs w:val="28"/>
+                <w:lang w:val="en-US"/>
+              </w:rPr>
+              <w:t xml:space="preserve"> Recorded by the Scrum Master or development team in </w:t>
+            </w:r>
+            <w:r>
+              <w:rPr>
+                <w:rFonts w:asciiTheme="minorHAnsi" w:hAnsiTheme="minorHAnsi" w:cstheme="minorHAnsi"/>
+                <w:color w:val="000000" w:themeColor="text1"/>
+                <w:sz w:val="28"/>
+                <w:szCs w:val="28"/>
+                <w:lang w:val="en-US"/>
+              </w:rPr>
+              <w:t>GitHub Projects</w:t>
+            </w:r>
+            <w:r>
+              <w:rPr>
+                <w:rFonts w:asciiTheme="minorHAnsi" w:hAnsiTheme="minorHAnsi" w:cstheme="minorHAnsi"/>
+                <w:color w:val="000000" w:themeColor="text1"/>
+                <w:sz w:val="28"/>
+                <w:szCs w:val="28"/>
+                <w:lang w:val="en-US"/>
+              </w:rPr>
+              <w:t xml:space="preserve"> to reflect completed tasks. </w:t>
             </w:r>
           </w:p>
           <w:p>
@@ -2511,6 +2565,7 @@
               <w:spacing w:before="100" w:beforeAutospacing="1"/>
               <w:rPr>
                 <w:rFonts w:asciiTheme="minorHAnsi" w:hAnsiTheme="minorHAnsi" w:cstheme="minorHAnsi"/>
+                <w:color w:val="000000" w:themeColor="text1"/>
                 <w:sz w:val="28"/>
                 <w:szCs w:val="28"/>
                 <w:lang w:val="en-US"/>
@@ -2520,6 +2575,7 @@
               <w:rPr>
                 <w:rFonts w:asciiTheme="minorHAnsi" w:hAnsiTheme="minorHAnsi" w:cstheme="minorHAnsi"/>
                 <w:bCs/>
+                <w:color w:val="000000" w:themeColor="text1"/>
                 <w:sz w:val="28"/>
                 <w:szCs w:val="28"/>
                 <w:lang w:val="en-US"/>
@@ -2536,6 +2592,7 @@
               <w:spacing w:before="100"/>
               <w:rPr>
                 <w:rFonts w:asciiTheme="minorHAnsi" w:hAnsiTheme="minorHAnsi" w:cstheme="minorHAnsi"/>
+                <w:color w:val="000000" w:themeColor="text1"/>
                 <w:sz w:val="28"/>
                 <w:szCs w:val="28"/>
                 <w:lang w:val="en-US"/>
@@ -2545,6 +2602,7 @@
               <w:rPr>
                 <w:rFonts w:asciiTheme="minorHAnsi" w:hAnsiTheme="minorHAnsi" w:cstheme="minorHAnsi"/>
                 <w:bCs/>
+                <w:color w:val="000000" w:themeColor="text1"/>
                 <w:sz w:val="28"/>
                 <w:szCs w:val="28"/>
                 <w:lang w:val="en-US"/>
@@ -2554,6 +2612,7 @@
             <w:r>
               <w:rPr>
                 <w:rFonts w:asciiTheme="minorHAnsi" w:hAnsiTheme="minorHAnsi" w:cstheme="minorHAnsi"/>
+                <w:color w:val="000000" w:themeColor="text1"/>
                 <w:sz w:val="28"/>
                 <w:szCs w:val="28"/>
                 <w:lang w:val="en-US"/>
@@ -2570,6 +2629,7 @@
               <w:spacing w:before="100"/>
               <w:rPr>
                 <w:rFonts w:asciiTheme="minorHAnsi" w:hAnsiTheme="minorHAnsi" w:cstheme="minorHAnsi"/>
+                <w:color w:val="000000" w:themeColor="text1"/>
                 <w:sz w:val="28"/>
                 <w:szCs w:val="28"/>
                 <w:lang w:val="en-US"/>
@@ -2579,6 +2639,7 @@
               <w:rPr>
                 <w:rFonts w:asciiTheme="minorHAnsi" w:hAnsiTheme="minorHAnsi" w:cstheme="minorHAnsi"/>
                 <w:bCs/>
+                <w:color w:val="000000" w:themeColor="text1"/>
                 <w:sz w:val="28"/>
                 <w:szCs w:val="28"/>
                 <w:lang w:val="en-US"/>
@@ -2588,6 +2649,7 @@
             <w:r>
               <w:rPr>
                 <w:rFonts w:asciiTheme="minorHAnsi" w:hAnsiTheme="minorHAnsi" w:cstheme="minorHAnsi"/>
+                <w:color w:val="000000" w:themeColor="text1"/>
                 <w:sz w:val="28"/>
                 <w:szCs w:val="28"/>
                 <w:lang w:val="en-US"/>
@@ -2604,6 +2666,7 @@
               <w:spacing w:before="100"/>
               <w:rPr>
                 <w:rFonts w:asciiTheme="minorHAnsi" w:hAnsiTheme="minorHAnsi" w:cstheme="minorHAnsi"/>
+                <w:color w:val="000000" w:themeColor="text1"/>
                 <w:sz w:val="28"/>
                 <w:szCs w:val="28"/>
                 <w:lang w:val="en-US"/>
@@ -2613,6 +2676,7 @@
               <w:rPr>
                 <w:rFonts w:asciiTheme="minorHAnsi" w:hAnsiTheme="minorHAnsi" w:cstheme="minorHAnsi"/>
                 <w:bCs/>
+                <w:color w:val="000000" w:themeColor="text1"/>
                 <w:sz w:val="28"/>
                 <w:szCs w:val="28"/>
                 <w:lang w:val="en-US"/>
@@ -2622,6 +2686,7 @@
             <w:r>
               <w:rPr>
                 <w:rFonts w:asciiTheme="minorHAnsi" w:hAnsiTheme="minorHAnsi" w:cstheme="minorHAnsi"/>
+                <w:color w:val="000000" w:themeColor="text1"/>
                 <w:sz w:val="28"/>
                 <w:szCs w:val="28"/>
                 <w:lang w:val="en-US"/>
@@ -2638,6 +2703,7 @@
               <w:spacing w:before="100"/>
               <w:rPr>
                 <w:rFonts w:asciiTheme="minorHAnsi" w:hAnsiTheme="minorHAnsi" w:cstheme="minorHAnsi"/>
+                <w:color w:val="000000" w:themeColor="text1"/>
                 <w:sz w:val="28"/>
                 <w:szCs w:val="28"/>
                 <w:lang w:val="en-US"/>
@@ -2647,6 +2713,7 @@
               <w:rPr>
                 <w:rFonts w:asciiTheme="minorHAnsi" w:hAnsiTheme="minorHAnsi" w:cstheme="minorHAnsi"/>
                 <w:bCs/>
+                <w:color w:val="000000" w:themeColor="text1"/>
                 <w:sz w:val="28"/>
                 <w:szCs w:val="28"/>
                 <w:lang w:val="en-US"/>
@@ -2656,6 +2723,7 @@
             <w:r>
               <w:rPr>
                 <w:rFonts w:asciiTheme="minorHAnsi" w:hAnsiTheme="minorHAnsi" w:cstheme="minorHAnsi"/>
+                <w:color w:val="000000" w:themeColor="text1"/>
                 <w:sz w:val="28"/>
                 <w:szCs w:val="28"/>
                 <w:lang w:val="en-US"/>
@@ -2666,9 +2734,27 @@
         </w:tc>
       </w:tr>
     </w:tbl>
-    <w:p/>
-    <w:p/>
-    <w:p/>
+    <w:p>
+      <w:pPr>
+        <w:rPr>
+          <w:color w:val="000000" w:themeColor="text1"/>
+        </w:rPr>
+      </w:pPr>
+    </w:p>
+    <w:p>
+      <w:pPr>
+        <w:rPr>
+          <w:color w:val="000000" w:themeColor="text1"/>
+        </w:rPr>
+      </w:pPr>
+    </w:p>
+    <w:p>
+      <w:pPr>
+        <w:rPr>
+          <w:color w:val="000000" w:themeColor="text1"/>
+        </w:rPr>
+      </w:pPr>
+    </w:p>
     <w:tbl>
       <w:tblPr>
         <w:tblStyle w:val="a2"/>
@@ -2703,12 +2789,14 @@
             <w:pPr>
               <w:jc w:val="center"/>
               <w:rPr>
-                <w:sz w:val="28"/>
-                <w:szCs w:val="28"/>
-              </w:rPr>
-            </w:pPr>
-            <w:r>
-              <w:rPr>
+                <w:color w:val="000000" w:themeColor="text1"/>
+                <w:sz w:val="28"/>
+                <w:szCs w:val="28"/>
+              </w:rPr>
+            </w:pPr>
+            <w:r>
+              <w:rPr>
+                <w:color w:val="000000" w:themeColor="text1"/>
                 <w:sz w:val="28"/>
                 <w:szCs w:val="28"/>
               </w:rPr>
@@ -2719,12 +2807,14 @@
             <w:pPr>
               <w:jc w:val="center"/>
               <w:rPr>
-                <w:sz w:val="28"/>
-                <w:szCs w:val="28"/>
-              </w:rPr>
-            </w:pPr>
-            <w:r>
-              <w:rPr>
+                <w:color w:val="000000" w:themeColor="text1"/>
+                <w:sz w:val="28"/>
+                <w:szCs w:val="28"/>
+              </w:rPr>
+            </w:pPr>
+            <w:r>
+              <w:rPr>
+                <w:color w:val="000000" w:themeColor="text1"/>
                 <w:sz w:val="28"/>
                 <w:szCs w:val="28"/>
               </w:rPr>
@@ -2741,12 +2831,14 @@
               <w:jc w:val="center"/>
               <w:cnfStyle w:val="100000000000" w:firstRow="1" w:lastRow="0" w:firstColumn="0" w:lastColumn="0" w:oddVBand="0" w:evenVBand="0" w:oddHBand="0" w:evenHBand="0" w:firstRowFirstColumn="0" w:firstRowLastColumn="0" w:lastRowFirstColumn="0" w:lastRowLastColumn="0"/>
               <w:rPr>
-                <w:sz w:val="28"/>
-                <w:szCs w:val="28"/>
-              </w:rPr>
-            </w:pPr>
-            <w:r>
-              <w:rPr>
+                <w:color w:val="000000" w:themeColor="text1"/>
+                <w:sz w:val="28"/>
+                <w:szCs w:val="28"/>
+              </w:rPr>
+            </w:pPr>
+            <w:r>
+              <w:rPr>
+                <w:color w:val="000000" w:themeColor="text1"/>
                 <w:sz w:val="28"/>
                 <w:szCs w:val="28"/>
               </w:rPr>
@@ -2763,12 +2855,14 @@
               <w:jc w:val="center"/>
               <w:cnfStyle w:val="100000000000" w:firstRow="1" w:lastRow="0" w:firstColumn="0" w:lastColumn="0" w:oddVBand="0" w:evenVBand="0" w:oddHBand="0" w:evenHBand="0" w:firstRowFirstColumn="0" w:firstRowLastColumn="0" w:lastRowFirstColumn="0" w:lastRowLastColumn="0"/>
               <w:rPr>
-                <w:sz w:val="28"/>
-                <w:szCs w:val="28"/>
-              </w:rPr>
-            </w:pPr>
-            <w:r>
-              <w:rPr>
+                <w:color w:val="000000" w:themeColor="text1"/>
+                <w:sz w:val="28"/>
+                <w:szCs w:val="28"/>
+              </w:rPr>
+            </w:pPr>
+            <w:r>
+              <w:rPr>
+                <w:color w:val="000000" w:themeColor="text1"/>
                 <w:sz w:val="28"/>
                 <w:szCs w:val="28"/>
               </w:rPr>
@@ -2780,12 +2874,14 @@
               <w:jc w:val="center"/>
               <w:cnfStyle w:val="100000000000" w:firstRow="1" w:lastRow="0" w:firstColumn="0" w:lastColumn="0" w:oddVBand="0" w:evenVBand="0" w:oddHBand="0" w:evenHBand="0" w:firstRowFirstColumn="0" w:firstRowLastColumn="0" w:lastRowFirstColumn="0" w:lastRowLastColumn="0"/>
               <w:rPr>
-                <w:sz w:val="28"/>
-                <w:szCs w:val="28"/>
-              </w:rPr>
-            </w:pPr>
-            <w:r>
-              <w:rPr>
+                <w:color w:val="000000" w:themeColor="text1"/>
+                <w:sz w:val="28"/>
+                <w:szCs w:val="28"/>
+              </w:rPr>
+            </w:pPr>
+            <w:r>
+              <w:rPr>
+                <w:color w:val="000000" w:themeColor="text1"/>
                 <w:sz w:val="28"/>
                 <w:szCs w:val="28"/>
               </w:rPr>
@@ -2806,12 +2902,14 @@
           <w:p>
             <w:pPr>
               <w:rPr>
+                <w:color w:val="000000" w:themeColor="text1"/>
                 <w:sz w:val="22"/>
                 <w:szCs w:val="22"/>
               </w:rPr>
             </w:pPr>
             <w:r>
               <w:rPr>
+                <w:color w:val="000000" w:themeColor="text1"/>
                 <w:sz w:val="22"/>
                 <w:szCs w:val="22"/>
               </w:rPr>
@@ -2827,12 +2925,14 @@
             <w:pPr>
               <w:cnfStyle w:val="000000100000" w:firstRow="0" w:lastRow="0" w:firstColumn="0" w:lastColumn="0" w:oddVBand="0" w:evenVBand="0" w:oddHBand="1" w:evenHBand="0" w:firstRowFirstColumn="0" w:firstRowLastColumn="0" w:lastRowFirstColumn="0" w:lastRowLastColumn="0"/>
               <w:rPr>
+                <w:color w:val="000000" w:themeColor="text1"/>
                 <w:sz w:val="22"/>
                 <w:szCs w:val="22"/>
               </w:rPr>
             </w:pPr>
             <w:r>
               <w:rPr>
+                <w:color w:val="000000" w:themeColor="text1"/>
                 <w:sz w:val="22"/>
                 <w:szCs w:val="22"/>
               </w:rPr>
@@ -2840,6 +2940,7 @@
             </w:r>
             <w:r>
               <w:rPr>
+                <w:color w:val="000000" w:themeColor="text1"/>
                 <w:sz w:val="22"/>
                 <w:szCs w:val="22"/>
               </w:rPr>
@@ -2850,12 +2951,14 @@
             <w:pPr>
               <w:cnfStyle w:val="000000100000" w:firstRow="0" w:lastRow="0" w:firstColumn="0" w:lastColumn="0" w:oddVBand="0" w:evenVBand="0" w:oddHBand="1" w:evenHBand="0" w:firstRowFirstColumn="0" w:firstRowLastColumn="0" w:lastRowFirstColumn="0" w:lastRowLastColumn="0"/>
               <w:rPr>
+                <w:color w:val="000000" w:themeColor="text1"/>
                 <w:sz w:val="22"/>
                 <w:szCs w:val="22"/>
               </w:rPr>
             </w:pPr>
             <w:r>
               <w:rPr>
+                <w:color w:val="000000" w:themeColor="text1"/>
                 <w:sz w:val="22"/>
                 <w:szCs w:val="22"/>
               </w:rPr>
@@ -2873,6 +2976,7 @@
               <w:rPr>
                 <w:b/>
                 <w:bCs/>
+                <w:color w:val="000000" w:themeColor="text1"/>
                 <w:sz w:val="22"/>
                 <w:szCs w:val="22"/>
               </w:rPr>
@@ -2881,6 +2985,7 @@
               <w:rPr>
                 <w:b/>
                 <w:bCs/>
+                <w:color w:val="000000" w:themeColor="text1"/>
                 <w:sz w:val="22"/>
                 <w:szCs w:val="22"/>
               </w:rPr>
@@ -2898,12 +3003,14 @@
           <w:p>
             <w:pPr>
               <w:rPr>
+                <w:color w:val="000000" w:themeColor="text1"/>
                 <w:sz w:val="22"/>
                 <w:szCs w:val="22"/>
               </w:rPr>
             </w:pPr>
             <w:r>
               <w:rPr>
+                <w:color w:val="000000" w:themeColor="text1"/>
                 <w:sz w:val="22"/>
                 <w:szCs w:val="22"/>
               </w:rPr>
@@ -2913,12 +3020,14 @@
           <w:p>
             <w:pPr>
               <w:rPr>
+                <w:color w:val="000000" w:themeColor="text1"/>
                 <w:sz w:val="22"/>
                 <w:szCs w:val="22"/>
               </w:rPr>
             </w:pPr>
             <w:r>
               <w:rPr>
+                <w:color w:val="000000" w:themeColor="text1"/>
                 <w:sz w:val="22"/>
                 <w:szCs w:val="22"/>
               </w:rPr>
@@ -2934,12 +3043,14 @@
             <w:pPr>
               <w:cnfStyle w:val="000000000000" w:firstRow="0" w:lastRow="0" w:firstColumn="0" w:lastColumn="0" w:oddVBand="0" w:evenVBand="0" w:oddHBand="0" w:evenHBand="0" w:firstRowFirstColumn="0" w:firstRowLastColumn="0" w:lastRowFirstColumn="0" w:lastRowLastColumn="0"/>
               <w:rPr>
+                <w:color w:val="000000" w:themeColor="text1"/>
                 <w:sz w:val="22"/>
                 <w:szCs w:val="22"/>
               </w:rPr>
             </w:pPr>
             <w:r>
               <w:rPr>
+                <w:color w:val="000000" w:themeColor="text1"/>
                 <w:sz w:val="22"/>
                 <w:szCs w:val="22"/>
               </w:rPr>
@@ -2947,6 +3058,7 @@
             </w:r>
             <w:r>
               <w:rPr>
+                <w:color w:val="000000" w:themeColor="text1"/>
                 <w:sz w:val="22"/>
                 <w:szCs w:val="22"/>
               </w:rPr>
@@ -2957,6 +3069,7 @@
             <w:pPr>
               <w:cnfStyle w:val="000000000000" w:firstRow="0" w:lastRow="0" w:firstColumn="0" w:lastColumn="0" w:oddVBand="0" w:evenVBand="0" w:oddHBand="0" w:evenHBand="0" w:firstRowFirstColumn="0" w:firstRowLastColumn="0" w:lastRowFirstColumn="0" w:lastRowLastColumn="0"/>
               <w:rPr>
+                <w:color w:val="000000" w:themeColor="text1"/>
                 <w:sz w:val="22"/>
                 <w:szCs w:val="22"/>
               </w:rPr>
@@ -2973,6 +3086,7 @@
               <w:rPr>
                 <w:b/>
                 <w:bCs/>
+                <w:color w:val="000000" w:themeColor="text1"/>
                 <w:sz w:val="22"/>
                 <w:szCs w:val="22"/>
               </w:rPr>
@@ -2981,6 +3095,7 @@
               <w:rPr>
                 <w:b/>
                 <w:bCs/>
+                <w:color w:val="000000" w:themeColor="text1"/>
                 <w:sz w:val="22"/>
                 <w:szCs w:val="22"/>
               </w:rPr>
@@ -3001,12 +3116,14 @@
           <w:p>
             <w:pPr>
               <w:rPr>
+                <w:color w:val="000000" w:themeColor="text1"/>
                 <w:sz w:val="22"/>
                 <w:szCs w:val="22"/>
               </w:rPr>
             </w:pPr>
             <w:r>
               <w:rPr>
+                <w:color w:val="000000" w:themeColor="text1"/>
                 <w:sz w:val="22"/>
                 <w:szCs w:val="22"/>
               </w:rPr>
@@ -3016,12 +3133,14 @@
           <w:p>
             <w:pPr>
               <w:rPr>
+                <w:color w:val="000000" w:themeColor="text1"/>
                 <w:sz w:val="22"/>
                 <w:szCs w:val="22"/>
               </w:rPr>
             </w:pPr>
             <w:r>
               <w:rPr>
+                <w:color w:val="000000" w:themeColor="text1"/>
                 <w:sz w:val="22"/>
                 <w:szCs w:val="22"/>
               </w:rPr>
@@ -3037,12 +3156,14 @@
             <w:pPr>
               <w:cnfStyle w:val="000000100000" w:firstRow="0" w:lastRow="0" w:firstColumn="0" w:lastColumn="0" w:oddVBand="0" w:evenVBand="0" w:oddHBand="1" w:evenHBand="0" w:firstRowFirstColumn="0" w:firstRowLastColumn="0" w:lastRowFirstColumn="0" w:lastRowLastColumn="0"/>
               <w:rPr>
+                <w:color w:val="000000" w:themeColor="text1"/>
                 <w:sz w:val="22"/>
                 <w:szCs w:val="22"/>
               </w:rPr>
             </w:pPr>
             <w:r>
               <w:rPr>
+                <w:color w:val="000000" w:themeColor="text1"/>
                 <w:sz w:val="22"/>
                 <w:szCs w:val="22"/>
               </w:rPr>
@@ -3050,6 +3171,7 @@
             </w:r>
             <w:r>
               <w:rPr>
+                <w:color w:val="000000" w:themeColor="text1"/>
                 <w:sz w:val="22"/>
                 <w:szCs w:val="22"/>
               </w:rPr>
@@ -3060,12 +3182,14 @@
             <w:pPr>
               <w:cnfStyle w:val="000000100000" w:firstRow="0" w:lastRow="0" w:firstColumn="0" w:lastColumn="0" w:oddVBand="0" w:evenVBand="0" w:oddHBand="1" w:evenHBand="0" w:firstRowFirstColumn="0" w:firstRowLastColumn="0" w:lastRowFirstColumn="0" w:lastRowLastColumn="0"/>
               <w:rPr>
+                <w:color w:val="000000" w:themeColor="text1"/>
                 <w:sz w:val="22"/>
                 <w:szCs w:val="22"/>
               </w:rPr>
             </w:pPr>
             <w:r>
               <w:rPr>
+                <w:color w:val="000000" w:themeColor="text1"/>
                 <w:sz w:val="22"/>
                 <w:szCs w:val="22"/>
               </w:rPr>
@@ -3083,6 +3207,7 @@
               <w:rPr>
                 <w:b/>
                 <w:bCs/>
+                <w:color w:val="000000" w:themeColor="text1"/>
                 <w:sz w:val="22"/>
                 <w:szCs w:val="22"/>
               </w:rPr>
@@ -3091,6 +3216,7 @@
               <w:rPr>
                 <w:b/>
                 <w:bCs/>
+                <w:color w:val="000000" w:themeColor="text1"/>
                 <w:sz w:val="22"/>
                 <w:szCs w:val="22"/>
               </w:rPr>
@@ -3108,12 +3234,14 @@
           <w:p>
             <w:pPr>
               <w:rPr>
+                <w:color w:val="000000" w:themeColor="text1"/>
                 <w:sz w:val="22"/>
                 <w:szCs w:val="22"/>
               </w:rPr>
             </w:pPr>
             <w:r>
               <w:rPr>
+                <w:color w:val="000000" w:themeColor="text1"/>
                 <w:sz w:val="22"/>
                 <w:szCs w:val="22"/>
               </w:rPr>
@@ -3123,12 +3251,14 @@
           <w:p>
             <w:pPr>
               <w:rPr>
+                <w:color w:val="000000" w:themeColor="text1"/>
                 <w:sz w:val="22"/>
                 <w:szCs w:val="22"/>
               </w:rPr>
             </w:pPr>
             <w:r>
               <w:rPr>
+                <w:color w:val="000000" w:themeColor="text1"/>
                 <w:sz w:val="22"/>
                 <w:szCs w:val="22"/>
               </w:rPr>
@@ -3138,12 +3268,14 @@
           <w:p>
             <w:pPr>
               <w:rPr>
+                <w:color w:val="000000" w:themeColor="text1"/>
                 <w:sz w:val="22"/>
                 <w:szCs w:val="22"/>
               </w:rPr>
             </w:pPr>
             <w:r>
               <w:rPr>
+                <w:color w:val="000000" w:themeColor="text1"/>
                 <w:sz w:val="22"/>
                 <w:szCs w:val="22"/>
               </w:rPr>
@@ -3159,12 +3291,14 @@
             <w:pPr>
               <w:cnfStyle w:val="000000000000" w:firstRow="0" w:lastRow="0" w:firstColumn="0" w:lastColumn="0" w:oddVBand="0" w:evenVBand="0" w:oddHBand="0" w:evenHBand="0" w:firstRowFirstColumn="0" w:firstRowLastColumn="0" w:lastRowFirstColumn="0" w:lastRowLastColumn="0"/>
               <w:rPr>
+                <w:color w:val="000000" w:themeColor="text1"/>
                 <w:sz w:val="22"/>
                 <w:szCs w:val="22"/>
               </w:rPr>
             </w:pPr>
             <w:r>
               <w:rPr>
+                <w:color w:val="000000" w:themeColor="text1"/>
                 <w:sz w:val="22"/>
                 <w:szCs w:val="22"/>
               </w:rPr>
@@ -3172,6 +3306,7 @@
             </w:r>
             <w:r>
               <w:rPr>
+                <w:color w:val="000000" w:themeColor="text1"/>
                 <w:sz w:val="22"/>
                 <w:szCs w:val="22"/>
               </w:rPr>
@@ -3182,6 +3317,7 @@
             <w:pPr>
               <w:cnfStyle w:val="000000000000" w:firstRow="0" w:lastRow="0" w:firstColumn="0" w:lastColumn="0" w:oddVBand="0" w:evenVBand="0" w:oddHBand="0" w:evenHBand="0" w:firstRowFirstColumn="0" w:firstRowLastColumn="0" w:lastRowFirstColumn="0" w:lastRowLastColumn="0"/>
               <w:rPr>
+                <w:color w:val="000000" w:themeColor="text1"/>
                 <w:sz w:val="22"/>
                 <w:szCs w:val="22"/>
               </w:rPr>
@@ -3198,6 +3334,7 @@
               <w:rPr>
                 <w:b/>
                 <w:bCs/>
+                <w:color w:val="000000" w:themeColor="text1"/>
                 <w:sz w:val="22"/>
                 <w:szCs w:val="22"/>
               </w:rPr>
@@ -3206,6 +3343,7 @@
               <w:rPr>
                 <w:b/>
                 <w:bCs/>
+                <w:color w:val="000000" w:themeColor="text1"/>
                 <w:sz w:val="22"/>
                 <w:szCs w:val="22"/>
               </w:rPr>
@@ -3226,12 +3364,14 @@
           <w:p>
             <w:pPr>
               <w:rPr>
+                <w:color w:val="000000" w:themeColor="text1"/>
                 <w:sz w:val="22"/>
                 <w:szCs w:val="22"/>
               </w:rPr>
             </w:pPr>
             <w:r>
               <w:rPr>
+                <w:color w:val="000000" w:themeColor="text1"/>
                 <w:sz w:val="22"/>
                 <w:szCs w:val="22"/>
               </w:rPr>
@@ -3241,12 +3381,14 @@
           <w:p>
             <w:pPr>
               <w:rPr>
+                <w:color w:val="000000" w:themeColor="text1"/>
                 <w:sz w:val="22"/>
                 <w:szCs w:val="22"/>
               </w:rPr>
             </w:pPr>
             <w:r>
               <w:rPr>
+                <w:color w:val="000000" w:themeColor="text1"/>
                 <w:sz w:val="22"/>
                 <w:szCs w:val="22"/>
               </w:rPr>
@@ -3256,12 +3398,14 @@
           <w:p>
             <w:pPr>
               <w:rPr>
+                <w:color w:val="000000" w:themeColor="text1"/>
                 <w:sz w:val="22"/>
                 <w:szCs w:val="22"/>
               </w:rPr>
             </w:pPr>
             <w:r>
               <w:rPr>
+                <w:color w:val="000000" w:themeColor="text1"/>
                 <w:sz w:val="22"/>
                 <w:szCs w:val="22"/>
               </w:rPr>
@@ -3277,12 +3421,14 @@
             <w:pPr>
               <w:cnfStyle w:val="000000100000" w:firstRow="0" w:lastRow="0" w:firstColumn="0" w:lastColumn="0" w:oddVBand="0" w:evenVBand="0" w:oddHBand="1" w:evenHBand="0" w:firstRowFirstColumn="0" w:firstRowLastColumn="0" w:lastRowFirstColumn="0" w:lastRowLastColumn="0"/>
               <w:rPr>
+                <w:color w:val="000000" w:themeColor="text1"/>
                 <w:sz w:val="22"/>
                 <w:szCs w:val="22"/>
               </w:rPr>
             </w:pPr>
             <w:r>
               <w:rPr>
+                <w:color w:val="000000" w:themeColor="text1"/>
                 <w:sz w:val="22"/>
                 <w:szCs w:val="22"/>
               </w:rPr>
@@ -3290,6 +3436,7 @@
             </w:r>
             <w:r>
               <w:rPr>
+                <w:color w:val="000000" w:themeColor="text1"/>
                 <w:sz w:val="22"/>
                 <w:szCs w:val="22"/>
               </w:rPr>
@@ -3300,6 +3447,7 @@
             <w:pPr>
               <w:cnfStyle w:val="000000100000" w:firstRow="0" w:lastRow="0" w:firstColumn="0" w:lastColumn="0" w:oddVBand="0" w:evenVBand="0" w:oddHBand="1" w:evenHBand="0" w:firstRowFirstColumn="0" w:firstRowLastColumn="0" w:lastRowFirstColumn="0" w:lastRowLastColumn="0"/>
               <w:rPr>
+                <w:color w:val="000000" w:themeColor="text1"/>
                 <w:sz w:val="22"/>
                 <w:szCs w:val="22"/>
               </w:rPr>
@@ -3316,6 +3464,7 @@
               <w:rPr>
                 <w:b/>
                 <w:bCs/>
+                <w:color w:val="000000" w:themeColor="text1"/>
                 <w:sz w:val="22"/>
                 <w:szCs w:val="22"/>
               </w:rPr>
@@ -3324,6 +3473,7 @@
               <w:rPr>
                 <w:b/>
                 <w:bCs/>
+                <w:color w:val="000000" w:themeColor="text1"/>
                 <w:sz w:val="22"/>
                 <w:szCs w:val="22"/>
               </w:rPr>
@@ -3341,12 +3491,14 @@
           <w:p>
             <w:pPr>
               <w:rPr>
+                <w:color w:val="000000" w:themeColor="text1"/>
                 <w:sz w:val="22"/>
                 <w:szCs w:val="22"/>
               </w:rPr>
             </w:pPr>
             <w:r>
               <w:rPr>
+                <w:color w:val="000000" w:themeColor="text1"/>
                 <w:sz w:val="22"/>
                 <w:szCs w:val="22"/>
               </w:rPr>
@@ -3356,12 +3508,14 @@
           <w:p>
             <w:pPr>
               <w:rPr>
+                <w:color w:val="000000" w:themeColor="text1"/>
                 <w:sz w:val="22"/>
                 <w:szCs w:val="22"/>
               </w:rPr>
             </w:pPr>
             <w:r>
               <w:rPr>
+                <w:color w:val="000000" w:themeColor="text1"/>
                 <w:sz w:val="22"/>
                 <w:szCs w:val="22"/>
               </w:rPr>
@@ -3377,12 +3531,14 @@
             <w:pPr>
               <w:cnfStyle w:val="000000000000" w:firstRow="0" w:lastRow="0" w:firstColumn="0" w:lastColumn="0" w:oddVBand="0" w:evenVBand="0" w:oddHBand="0" w:evenHBand="0" w:firstRowFirstColumn="0" w:firstRowLastColumn="0" w:lastRowFirstColumn="0" w:lastRowLastColumn="0"/>
               <w:rPr>
+                <w:color w:val="000000" w:themeColor="text1"/>
                 <w:sz w:val="22"/>
                 <w:szCs w:val="22"/>
               </w:rPr>
             </w:pPr>
             <w:r>
               <w:rPr>
+                <w:color w:val="000000" w:themeColor="text1"/>
                 <w:sz w:val="22"/>
                 <w:szCs w:val="22"/>
               </w:rPr>
@@ -3390,6 +3546,7 @@
             </w:r>
             <w:r>
               <w:rPr>
+                <w:color w:val="000000" w:themeColor="text1"/>
                 <w:sz w:val="22"/>
                 <w:szCs w:val="22"/>
               </w:rPr>
@@ -3400,6 +3557,7 @@
             <w:pPr>
               <w:cnfStyle w:val="000000000000" w:firstRow="0" w:lastRow="0" w:firstColumn="0" w:lastColumn="0" w:oddVBand="0" w:evenVBand="0" w:oddHBand="0" w:evenHBand="0" w:firstRowFirstColumn="0" w:firstRowLastColumn="0" w:lastRowFirstColumn="0" w:lastRowLastColumn="0"/>
               <w:rPr>
+                <w:color w:val="000000" w:themeColor="text1"/>
                 <w:sz w:val="22"/>
                 <w:szCs w:val="22"/>
               </w:rPr>
@@ -3416,6 +3574,7 @@
               <w:rPr>
                 <w:b/>
                 <w:bCs/>
+                <w:color w:val="000000" w:themeColor="text1"/>
                 <w:sz w:val="22"/>
                 <w:szCs w:val="22"/>
               </w:rPr>
@@ -3424,6 +3583,7 @@
               <w:rPr>
                 <w:b/>
                 <w:bCs/>
+                <w:color w:val="000000" w:themeColor="text1"/>
                 <w:sz w:val="22"/>
                 <w:szCs w:val="22"/>
               </w:rPr>
@@ -3444,12 +3604,14 @@
           <w:p>
             <w:pPr>
               <w:rPr>
+                <w:color w:val="000000" w:themeColor="text1"/>
                 <w:sz w:val="22"/>
                 <w:szCs w:val="22"/>
               </w:rPr>
             </w:pPr>
             <w:r>
               <w:rPr>
+                <w:color w:val="000000" w:themeColor="text1"/>
                 <w:sz w:val="22"/>
                 <w:szCs w:val="22"/>
               </w:rPr>
@@ -3459,12 +3621,14 @@
           <w:p>
             <w:pPr>
               <w:rPr>
+                <w:color w:val="000000" w:themeColor="text1"/>
                 <w:sz w:val="22"/>
                 <w:szCs w:val="22"/>
               </w:rPr>
             </w:pPr>
             <w:r>
               <w:rPr>
+                <w:color w:val="000000" w:themeColor="text1"/>
                 <w:sz w:val="22"/>
                 <w:szCs w:val="22"/>
               </w:rPr>
@@ -3480,12 +3644,14 @@
             <w:pPr>
               <w:cnfStyle w:val="000000100000" w:firstRow="0" w:lastRow="0" w:firstColumn="0" w:lastColumn="0" w:oddVBand="0" w:evenVBand="0" w:oddHBand="1" w:evenHBand="0" w:firstRowFirstColumn="0" w:firstRowLastColumn="0" w:lastRowFirstColumn="0" w:lastRowLastColumn="0"/>
               <w:rPr>
+                <w:color w:val="000000" w:themeColor="text1"/>
                 <w:sz w:val="22"/>
                 <w:szCs w:val="22"/>
               </w:rPr>
             </w:pPr>
             <w:r>
               <w:rPr>
+                <w:color w:val="000000" w:themeColor="text1"/>
                 <w:sz w:val="22"/>
                 <w:szCs w:val="22"/>
               </w:rPr>
@@ -3493,6 +3659,7 @@
             </w:r>
             <w:r>
               <w:rPr>
+                <w:color w:val="000000" w:themeColor="text1"/>
                 <w:sz w:val="22"/>
                 <w:szCs w:val="22"/>
               </w:rPr>
@@ -3512,6 +3679,7 @@
               <w:rPr>
                 <w:b/>
                 <w:bCs/>
+                <w:color w:val="000000" w:themeColor="text1"/>
                 <w:sz w:val="22"/>
                 <w:szCs w:val="22"/>
               </w:rPr>
@@ -3520,6 +3688,7 @@
               <w:rPr>
                 <w:b/>
                 <w:bCs/>
+                <w:color w:val="000000" w:themeColor="text1"/>
                 <w:sz w:val="22"/>
                 <w:szCs w:val="22"/>
               </w:rPr>
@@ -3534,6 +3703,7 @@
               <w:rPr>
                 <w:b/>
                 <w:bCs/>
+                <w:color w:val="000000" w:themeColor="text1"/>
                 <w:sz w:val="22"/>
                 <w:szCs w:val="22"/>
               </w:rPr>
@@ -3542,6 +3712,7 @@
               <w:rPr>
                 <w:b/>
                 <w:bCs/>
+                <w:color w:val="000000" w:themeColor="text1"/>
                 <w:sz w:val="22"/>
                 <w:szCs w:val="22"/>
               </w:rPr>
@@ -3556,6 +3727,7 @@
               <w:rPr>
                 <w:b/>
                 <w:bCs/>
+                <w:color w:val="000000" w:themeColor="text1"/>
                 <w:sz w:val="22"/>
                 <w:szCs w:val="22"/>
               </w:rPr>
@@ -3564,6 +3736,7 @@
               <w:rPr>
                 <w:b/>
                 <w:bCs/>
+                <w:color w:val="000000" w:themeColor="text1"/>
                 <w:sz w:val="22"/>
                 <w:szCs w:val="22"/>
               </w:rPr>
@@ -3576,6 +3749,7 @@
               <w:rPr>
                 <w:b/>
                 <w:bCs/>
+                <w:color w:val="000000" w:themeColor="text1"/>
                 <w:sz w:val="22"/>
                 <w:szCs w:val="22"/>
               </w:rPr>
@@ -3584,6 +3758,7 @@
               <w:rPr>
                 <w:b/>
                 <w:bCs/>
+                <w:color w:val="000000" w:themeColor="text1"/>
                 <w:sz w:val="22"/>
                 <w:szCs w:val="22"/>
               </w:rPr>
@@ -3601,12 +3776,14 @@
           <w:p>
             <w:pPr>
               <w:rPr>
+                <w:color w:val="000000" w:themeColor="text1"/>
                 <w:sz w:val="22"/>
                 <w:szCs w:val="22"/>
               </w:rPr>
             </w:pPr>
             <w:r>
               <w:rPr>
+                <w:color w:val="000000" w:themeColor="text1"/>
                 <w:sz w:val="22"/>
                 <w:szCs w:val="22"/>
               </w:rPr>
@@ -3622,12 +3799,14 @@
             <w:pPr>
               <w:cnfStyle w:val="000000000000" w:firstRow="0" w:lastRow="0" w:firstColumn="0" w:lastColumn="0" w:oddVBand="0" w:evenVBand="0" w:oddHBand="0" w:evenHBand="0" w:firstRowFirstColumn="0" w:firstRowLastColumn="0" w:lastRowFirstColumn="0" w:lastRowLastColumn="0"/>
               <w:rPr>
+                <w:color w:val="000000" w:themeColor="text1"/>
                 <w:sz w:val="22"/>
                 <w:szCs w:val="22"/>
               </w:rPr>
             </w:pPr>
             <w:r>
               <w:rPr>
+                <w:color w:val="000000" w:themeColor="text1"/>
                 <w:sz w:val="22"/>
                 <w:szCs w:val="22"/>
               </w:rPr>
@@ -3635,6 +3814,7 @@
             </w:r>
             <w:r>
               <w:rPr>
+                <w:color w:val="000000" w:themeColor="text1"/>
                 <w:sz w:val="22"/>
                 <w:szCs w:val="22"/>
               </w:rPr>
@@ -3645,12 +3825,14 @@
             <w:pPr>
               <w:cnfStyle w:val="000000000000" w:firstRow="0" w:lastRow="0" w:firstColumn="0" w:lastColumn="0" w:oddVBand="0" w:evenVBand="0" w:oddHBand="0" w:evenHBand="0" w:firstRowFirstColumn="0" w:firstRowLastColumn="0" w:lastRowFirstColumn="0" w:lastRowLastColumn="0"/>
               <w:rPr>
+                <w:color w:val="000000" w:themeColor="text1"/>
                 <w:sz w:val="22"/>
                 <w:szCs w:val="22"/>
               </w:rPr>
             </w:pPr>
             <w:r>
               <w:rPr>
+                <w:color w:val="000000" w:themeColor="text1"/>
                 <w:sz w:val="22"/>
                 <w:szCs w:val="22"/>
               </w:rPr>
@@ -3668,6 +3850,7 @@
               <w:rPr>
                 <w:b/>
                 <w:bCs/>
+                <w:color w:val="000000" w:themeColor="text1"/>
                 <w:sz w:val="22"/>
                 <w:szCs w:val="22"/>
               </w:rPr>
@@ -3676,6 +3859,7 @@
               <w:rPr>
                 <w:b/>
                 <w:bCs/>
+                <w:color w:val="000000" w:themeColor="text1"/>
                 <w:sz w:val="22"/>
                 <w:szCs w:val="22"/>
               </w:rPr>
